--- a/Team-Meeting-8.docx
+++ b/Team-Meeting-8.docx
@@ -509,7 +509,7 @@
         <w:t xml:space="preserve"> </w:t>
       </w:r>
       <w:r>
-        <w:t xml:space="preserve">activity on Training Human Resources topics. You will be paired with a partner and take turns persuading each other from either the employee or employer perspective. Every person speaks, and roles swap each round.</w:t>
+        <w:t xml:space="preserve">activity on Training Human Resources topics. You will be paired with a partner and take turns persuading each other from either the Agree or Disagree perspective. Every person speaks, and roles swap each round.</w:t>
       </w:r>
     </w:p>
     <w:p>
@@ -644,7 +644,7 @@
           <w:b/>
           <w:bCs/>
         </w:rPr>
-        <w:t xml:space="preserve">Employee Advocate</w:t>
+        <w:t xml:space="preserve">Agree Advocate</w:t>
       </w:r>
       <w:r>
         <w:t xml:space="preserve"> </w:t>
@@ -660,7 +660,7 @@
           <w:b/>
           <w:bCs/>
         </w:rPr>
-        <w:t xml:space="preserve">Employer Advocate</w:t>
+        <w:t xml:space="preserve">Disagree Advocate</w:t>
       </w:r>
       <w:r>
         <w:t xml:space="preserve">. Roles will swap after each round.</w:t>
@@ -682,552 +682,6 @@
       </w:r>
       <w:r>
         <w:t xml:space="preserve">If you had an odd number, the Notetaker pairs with the remaining member.</w:t>
-      </w:r>
-    </w:p>
-    <w:tbl>
-      <w:tblPr>
-        <w:tblW w:type="pct" w:w="5000"/>
-        <w:tblStyle w:val="Table"/>
-        <w:tblLayout w:type="fixed"/>
-        <w:tblLook w:firstRow="1" w:lastRow="0" w:firstColumn="0" w:lastColumn="0" w:noHBand="0" w:noVBand="0" w:val="0020"/>
-        <w:tblBorders>
-          <w:top w:val="single" w:sz="4" w:space="0" w:color="000000"/>
-          <w:left w:val="single" w:sz="4" w:space="0" w:color="000000"/>
-          <w:bottom w:val="single" w:sz="4" w:space="0" w:color="000000"/>
-          <w:right w:val="single" w:sz="4" w:space="0" w:color="000000"/>
-          <w:insideH w:val="single" w:sz="4" w:space="0" w:color="000000"/>
-          <w:insideV w:val="single" w:sz="4" w:space="0" w:color="000000"/>
-        </w:tblBorders>
-      </w:tblPr>
-      <w:tblGrid>
-        <w:gridCol w:w="698"/>
-        <w:gridCol w:w="3610"/>
-        <w:gridCol w:w="3610"/>
-      </w:tblGrid>
-      <w:tr>
-        <w:trPr>
-          <w:tblHeader w:val="on"/>
-        </w:trPr>
-        <w:tc>
-          <w:tcPr/>
-          <w:p>
-            <w:pPr>
-              <w:pStyle w:val="Compact"/>
-            </w:pPr>
-            <w:r>
-              <w:t xml:space="preserve">Pair</w:t>
-            </w:r>
-          </w:p>
-        </w:tc>
-        <w:tc>
-          <w:tcPr/>
-          <w:p>
-            <w:pPr>
-              <w:pStyle w:val="Compact"/>
-            </w:pPr>
-            <w:r>
-              <w:t xml:space="preserve">Partner A (starts as Employee)</w:t>
-            </w:r>
-          </w:p>
-        </w:tc>
-        <w:tc>
-          <w:tcPr/>
-          <w:p>
-            <w:pPr>
-              <w:pStyle w:val="Compact"/>
-            </w:pPr>
-            <w:r>
-              <w:t xml:space="preserve">Partner B (starts as Employer)</w:t>
-            </w:r>
-          </w:p>
-        </w:tc>
-      </w:tr>
-      <w:tr>
-        <w:tc>
-          <w:tcPr/>
-          <w:p>
-            <w:pPr>
-              <w:pStyle w:val="Compact"/>
-            </w:pPr>
-            <w:r>
-              <w:t xml:space="preserve">Pair 1</w:t>
-            </w:r>
-          </w:p>
-        </w:tc>
-        <w:tc>
-          <w:tcPr/>
-          <w:p>
-            <w:pPr>
-              <w:pStyle w:val="Compact"/>
-            </w:pPr>
-          </w:p>
-        </w:tc>
-        <w:tc>
-          <w:tcPr/>
-          <w:p>
-            <w:pPr>
-              <w:pStyle w:val="Compact"/>
-            </w:pPr>
-          </w:p>
-        </w:tc>
-      </w:tr>
-      <w:tr>
-        <w:tc>
-          <w:tcPr/>
-          <w:p>
-            <w:pPr>
-              <w:pStyle w:val="Compact"/>
-            </w:pPr>
-            <w:r>
-              <w:t xml:space="preserve">Pair 2</w:t>
-            </w:r>
-          </w:p>
-        </w:tc>
-        <w:tc>
-          <w:tcPr/>
-          <w:p>
-            <w:pPr>
-              <w:pStyle w:val="Compact"/>
-            </w:pPr>
-          </w:p>
-        </w:tc>
-        <w:tc>
-          <w:tcPr/>
-          <w:p>
-            <w:pPr>
-              <w:pStyle w:val="Compact"/>
-            </w:pPr>
-          </w:p>
-        </w:tc>
-      </w:tr>
-      <w:tr>
-        <w:tc>
-          <w:tcPr/>
-          <w:p>
-            <w:pPr>
-              <w:pStyle w:val="Compact"/>
-            </w:pPr>
-            <w:r>
-              <w:t xml:space="preserve">Pair 3</w:t>
-            </w:r>
-          </w:p>
-        </w:tc>
-        <w:tc>
-          <w:tcPr/>
-          <w:p>
-            <w:pPr>
-              <w:pStyle w:val="Compact"/>
-            </w:pPr>
-          </w:p>
-        </w:tc>
-        <w:tc>
-          <w:tcPr/>
-          <w:p>
-            <w:pPr>
-              <w:pStyle w:val="Compact"/>
-            </w:pPr>
-          </w:p>
-        </w:tc>
-      </w:tr>
-    </w:tbl>
-    <w:p>
-      <w:r>
-        <w:pict>
-          <v:rect style="width:0;height:1.5pt" o:hralign="center" o:hrstd="t" o:hr="t"/>
-        </w:pict>
-      </w:r>
-    </w:p>
-    <w:bookmarkEnd w:id="15"/>
-    <w:bookmarkStart w:id="16" w:name="minute-select-todays-topics"/>
-    <w:p>
-      <w:pPr>
-        <w:pStyle w:val="Heading3"/>
-      </w:pPr>
-      <w:r>
-        <w:t xml:space="preserve">[1 minute] Select Today’s Topics</w:t>
-      </w:r>
-    </w:p>
-    <w:p>
-      <w:pPr>
-        <w:pStyle w:val="FirstParagraph"/>
-      </w:pPr>
-      <w:r>
-        <w:t xml:space="preserve">Choose</w:t>
-      </w:r>
-      <w:r>
-        <w:t xml:space="preserve"> </w:t>
-      </w:r>
-      <w:r>
-        <w:rPr>
-          <w:b/>
-          <w:bCs/>
-        </w:rPr>
-        <w:t xml:space="preserve">2 topics</w:t>
-      </w:r>
-      <w:r>
-        <w:t xml:space="preserve"> </w:t>
-      </w:r>
-      <w:r>
-        <w:t xml:space="preserve">from the list below for today’s activity.</w:t>
-      </w:r>
-    </w:p>
-    <w:tbl>
-      <w:tblPr>
-        <w:tblW w:type="pct" w:w="5000"/>
-        <w:tblStyle w:val="Table"/>
-        <w:tblLayout w:type="fixed"/>
-        <w:tblLook w:firstRow="1" w:lastRow="0" w:firstColumn="0" w:lastColumn="0" w:noHBand="0" w:noVBand="0" w:val="0020"/>
-        <w:tblBorders>
-          <w:top w:val="single" w:sz="4" w:space="0" w:color="000000"/>
-          <w:left w:val="single" w:sz="4" w:space="0" w:color="000000"/>
-          <w:bottom w:val="single" w:sz="4" w:space="0" w:color="000000"/>
-          <w:right w:val="single" w:sz="4" w:space="0" w:color="000000"/>
-          <w:insideH w:val="single" w:sz="4" w:space="0" w:color="000000"/>
-          <w:insideV w:val="single" w:sz="4" w:space="0" w:color="000000"/>
-        </w:tblBorders>
-      </w:tblPr>
-      <w:tblGrid>
-        <w:gridCol w:w="456"/>
-        <w:gridCol w:w="1066"/>
-        <w:gridCol w:w="3198"/>
-        <w:gridCol w:w="3198"/>
-      </w:tblGrid>
-      <w:tr>
-        <w:trPr>
-          <w:tblHeader w:val="on"/>
-        </w:trPr>
-        <w:tc>
-          <w:tcPr/>
-          <w:p>
-            <w:pPr>
-              <w:pStyle w:val="Compact"/>
-            </w:pPr>
-            <w:r>
-              <w:t xml:space="preserve">#</w:t>
-            </w:r>
-          </w:p>
-        </w:tc>
-        <w:tc>
-          <w:tcPr/>
-          <w:p>
-            <w:pPr>
-              <w:pStyle w:val="Compact"/>
-            </w:pPr>
-            <w:r>
-              <w:t xml:space="preserve">Topic</w:t>
-            </w:r>
-          </w:p>
-        </w:tc>
-        <w:tc>
-          <w:tcPr/>
-          <w:p>
-            <w:pPr>
-              <w:pStyle w:val="Compact"/>
-            </w:pPr>
-            <w:r>
-              <w:t xml:space="preserve">Employee Perspective</w:t>
-            </w:r>
-          </w:p>
-        </w:tc>
-        <w:tc>
-          <w:tcPr/>
-          <w:p>
-            <w:pPr>
-              <w:pStyle w:val="Compact"/>
-            </w:pPr>
-            <w:r>
-              <w:t xml:space="preserve">Employer Perspective</w:t>
-            </w:r>
-          </w:p>
-        </w:tc>
-      </w:tr>
-      <w:tr>
-        <w:tc>
-          <w:tcPr/>
-          <w:p>
-            <w:pPr>
-              <w:pStyle w:val="Compact"/>
-            </w:pPr>
-            <w:r>
-              <w:t xml:space="preserve">1</w:t>
-            </w:r>
-          </w:p>
-        </w:tc>
-        <w:tc>
-          <w:tcPr/>
-          <w:p>
-            <w:pPr>
-              <w:pStyle w:val="Compact"/>
-            </w:pPr>
-            <w:r>
-              <w:t xml:space="preserve">Should employees repay training costs if they leave the company early?</w:t>
-            </w:r>
-          </w:p>
-        </w:tc>
-        <w:tc>
-          <w:tcPr/>
-          <w:p>
-            <w:pPr>
-              <w:pStyle w:val="Compact"/>
-            </w:pPr>
-            <w:r>
-              <w:t xml:space="preserve">Repayment requirements trap employees and limit career mobility</w:t>
-            </w:r>
-          </w:p>
-        </w:tc>
-        <w:tc>
-          <w:tcPr/>
-          <w:p>
-            <w:pPr>
-              <w:pStyle w:val="Compact"/>
-            </w:pPr>
-            <w:r>
-              <w:t xml:space="preserve">Repayment agreements protect company investments and ensure commitment</w:t>
-            </w:r>
-          </w:p>
-        </w:tc>
-      </w:tr>
-      <w:tr>
-        <w:tc>
-          <w:tcPr/>
-          <w:p>
-            <w:pPr>
-              <w:pStyle w:val="Compact"/>
-            </w:pPr>
-            <w:r>
-              <w:t xml:space="preserve">2</w:t>
-            </w:r>
-          </w:p>
-        </w:tc>
-        <w:tc>
-          <w:tcPr/>
-          <w:p>
-            <w:pPr>
-              <w:pStyle w:val="Compact"/>
-            </w:pPr>
-            <w:r>
-              <w:t xml:space="preserve">Should training programs be mandatory or voluntary for employees?</w:t>
-            </w:r>
-          </w:p>
-        </w:tc>
-        <w:tc>
-          <w:tcPr/>
-          <w:p>
-            <w:pPr>
-              <w:pStyle w:val="Compact"/>
-            </w:pPr>
-            <w:r>
-              <w:t xml:space="preserve">Mandatory training takes time from core work and may not be relevant</w:t>
-            </w:r>
-          </w:p>
-        </w:tc>
-        <w:tc>
-          <w:tcPr/>
-          <w:p>
-            <w:pPr>
-              <w:pStyle w:val="Compact"/>
-            </w:pPr>
-            <w:r>
-              <w:t xml:space="preserve">Mandatory training ensures consistent skill levels across the organization</w:t>
-            </w:r>
-          </w:p>
-        </w:tc>
-      </w:tr>
-      <w:tr>
-        <w:tc>
-          <w:tcPr/>
-          <w:p>
-            <w:pPr>
-              <w:pStyle w:val="Compact"/>
-            </w:pPr>
-            <w:r>
-              <w:t xml:space="preserve">3</w:t>
-            </w:r>
-          </w:p>
-        </w:tc>
-        <w:tc>
-          <w:tcPr/>
-          <w:p>
-            <w:pPr>
-              <w:pStyle w:val="Compact"/>
-            </w:pPr>
-            <w:r>
-              <w:t xml:space="preserve">Should companies invest in training or hire experienced candidates?</w:t>
-            </w:r>
-          </w:p>
-        </w:tc>
-        <w:tc>
-          <w:tcPr/>
-          <w:p>
-            <w:pPr>
-              <w:pStyle w:val="Compact"/>
-            </w:pPr>
-            <w:r>
-              <w:t xml:space="preserve">Training shows investment in employees and builds loyalty</w:t>
-            </w:r>
-          </w:p>
-        </w:tc>
-        <w:tc>
-          <w:tcPr/>
-          <w:p>
-            <w:pPr>
-              <w:pStyle w:val="Compact"/>
-            </w:pPr>
-            <w:r>
-              <w:t xml:space="preserve">Hiring experienced candidates provides immediate productivity</w:t>
-            </w:r>
-          </w:p>
-        </w:tc>
-      </w:tr>
-      <w:tr>
-        <w:tc>
-          <w:tcPr/>
-          <w:p>
-            <w:pPr>
-              <w:pStyle w:val="Compact"/>
-            </w:pPr>
-            <w:r>
-              <w:t xml:space="preserve">4</w:t>
-            </w:r>
-          </w:p>
-        </w:tc>
-        <w:tc>
-          <w:tcPr/>
-          <w:p>
-            <w:pPr>
-              <w:pStyle w:val="Compact"/>
-            </w:pPr>
-            <w:r>
-              <w:t xml:space="preserve">Should employees be compensated for training time outside work hours?</w:t>
-            </w:r>
-          </w:p>
-        </w:tc>
-        <w:tc>
-          <w:tcPr/>
-          <w:p>
-            <w:pPr>
-              <w:pStyle w:val="Compact"/>
-            </w:pPr>
-            <w:r>
-              <w:t xml:space="preserve">Unpaid training exploits employees and violates work-life balance</w:t>
-            </w:r>
-          </w:p>
-        </w:tc>
-        <w:tc>
-          <w:tcPr/>
-          <w:p>
-            <w:pPr>
-              <w:pStyle w:val="Compact"/>
-            </w:pPr>
-            <w:r>
-              <w:t xml:space="preserve">Training is an investment in employees that benefits their careers</w:t>
-            </w:r>
-          </w:p>
-        </w:tc>
-      </w:tr>
-      <w:tr>
-        <w:tc>
-          <w:tcPr/>
-          <w:p>
-            <w:pPr>
-              <w:pStyle w:val="Compact"/>
-            </w:pPr>
-            <w:r>
-              <w:t xml:space="preserve">5</w:t>
-            </w:r>
-          </w:p>
-        </w:tc>
-        <w:tc>
-          <w:tcPr/>
-          <w:p>
-            <w:pPr>
-              <w:pStyle w:val="Compact"/>
-            </w:pPr>
-            <w:r>
-              <w:t xml:space="preserve">Should companies use online training or in-person training?</w:t>
-            </w:r>
-          </w:p>
-        </w:tc>
-        <w:tc>
-          <w:tcPr/>
-          <w:p>
-            <w:pPr>
-              <w:pStyle w:val="Compact"/>
-            </w:pPr>
-            <w:r>
-              <w:t xml:space="preserve">In-person training provides better engagement and networking</w:t>
-            </w:r>
-          </w:p>
-        </w:tc>
-        <w:tc>
-          <w:tcPr/>
-          <w:p>
-            <w:pPr>
-              <w:pStyle w:val="Compact"/>
-            </w:pPr>
-            <w:r>
-              <w:t xml:space="preserve">Online training is cost-effective, flexible, and scalable</w:t>
-            </w:r>
-          </w:p>
-        </w:tc>
-      </w:tr>
-      <w:tr>
-        <w:tc>
-          <w:tcPr/>
-          <w:p>
-            <w:pPr>
-              <w:pStyle w:val="Compact"/>
-            </w:pPr>
-            <w:r>
-              <w:t xml:space="preserve">6</w:t>
-            </w:r>
-          </w:p>
-        </w:tc>
-        <w:tc>
-          <w:tcPr/>
-          <w:p>
-            <w:pPr>
-              <w:pStyle w:val="Compact"/>
-            </w:pPr>
-            <w:r>
-              <w:t xml:space="preserve">Should companies focus training on all employees or high performers only?</w:t>
-            </w:r>
-          </w:p>
-        </w:tc>
-        <w:tc>
-          <w:tcPr/>
-          <w:p>
-            <w:pPr>
-              <w:pStyle w:val="Compact"/>
-            </w:pPr>
-            <w:r>
-              <w:t xml:space="preserve">All employees deserve development opportunities equally</w:t>
-            </w:r>
-          </w:p>
-        </w:tc>
-        <w:tc>
-          <w:tcPr/>
-          <w:p>
-            <w:pPr>
-              <w:pStyle w:val="Compact"/>
-            </w:pPr>
-            <w:r>
-              <w:t xml:space="preserve">Focusing on high performers maximizes return on training investment</w:t>
-            </w:r>
-          </w:p>
-        </w:tc>
-      </w:tr>
-    </w:tbl>
-    <w:p>
-      <w:pPr>
-        <w:pStyle w:val="BodyText"/>
-      </w:pPr>
-      <w:r>
-        <w:rPr>
-          <w:b/>
-          <w:bCs/>
-        </w:rPr>
-        <w:t xml:space="preserve">Our team’s selected topics:</w:t>
       </w:r>
     </w:p>
     <w:tbl>
@@ -1260,6 +714,551 @@
               <w:pStyle w:val="Compact"/>
             </w:pPr>
             <w:r>
+              <w:t xml:space="preserve">Pair</w:t>
+            </w:r>
+          </w:p>
+        </w:tc>
+        <w:tc>
+          <w:tcPr/>
+          <w:p>
+            <w:pPr>
+              <w:pStyle w:val="Compact"/>
+            </w:pPr>
+            <w:r>
+              <w:t xml:space="preserve">Partner A (starts as Agree)</w:t>
+            </w:r>
+          </w:p>
+        </w:tc>
+        <w:tc>
+          <w:tcPr/>
+          <w:p>
+            <w:pPr>
+              <w:pStyle w:val="Compact"/>
+            </w:pPr>
+            <w:r>
+              <w:t xml:space="preserve">Partner B (starts as Disagree)</w:t>
+            </w:r>
+          </w:p>
+        </w:tc>
+      </w:tr>
+      <w:tr>
+        <w:tc>
+          <w:tcPr/>
+          <w:p>
+            <w:pPr>
+              <w:pStyle w:val="Compact"/>
+            </w:pPr>
+            <w:r>
+              <w:t xml:space="preserve">Pair 1</w:t>
+            </w:r>
+          </w:p>
+        </w:tc>
+        <w:tc>
+          <w:tcPr/>
+          <w:p>
+            <w:pPr>
+              <w:pStyle w:val="Compact"/>
+            </w:pPr>
+          </w:p>
+        </w:tc>
+        <w:tc>
+          <w:tcPr/>
+          <w:p>
+            <w:pPr>
+              <w:pStyle w:val="Compact"/>
+            </w:pPr>
+          </w:p>
+        </w:tc>
+      </w:tr>
+      <w:tr>
+        <w:tc>
+          <w:tcPr/>
+          <w:p>
+            <w:pPr>
+              <w:pStyle w:val="Compact"/>
+            </w:pPr>
+            <w:r>
+              <w:t xml:space="preserve">Pair 2</w:t>
+            </w:r>
+          </w:p>
+        </w:tc>
+        <w:tc>
+          <w:tcPr/>
+          <w:p>
+            <w:pPr>
+              <w:pStyle w:val="Compact"/>
+            </w:pPr>
+          </w:p>
+        </w:tc>
+        <w:tc>
+          <w:tcPr/>
+          <w:p>
+            <w:pPr>
+              <w:pStyle w:val="Compact"/>
+            </w:pPr>
+          </w:p>
+        </w:tc>
+      </w:tr>
+      <w:tr>
+        <w:tc>
+          <w:tcPr/>
+          <w:p>
+            <w:pPr>
+              <w:pStyle w:val="Compact"/>
+            </w:pPr>
+            <w:r>
+              <w:t xml:space="preserve">Pair 3</w:t>
+            </w:r>
+          </w:p>
+        </w:tc>
+        <w:tc>
+          <w:tcPr/>
+          <w:p>
+            <w:pPr>
+              <w:pStyle w:val="Compact"/>
+            </w:pPr>
+          </w:p>
+        </w:tc>
+        <w:tc>
+          <w:tcPr/>
+          <w:p>
+            <w:pPr>
+              <w:pStyle w:val="Compact"/>
+            </w:pPr>
+          </w:p>
+        </w:tc>
+      </w:tr>
+    </w:tbl>
+    <w:p>
+      <w:r>
+        <w:pict>
+          <v:rect style="width:0;height:1.5pt" o:hralign="center" o:hrstd="t" o:hr="t"/>
+        </w:pict>
+      </w:r>
+    </w:p>
+    <w:bookmarkEnd w:id="15"/>
+    <w:bookmarkStart w:id="16" w:name="minute-select-todays-topics"/>
+    <w:p>
+      <w:pPr>
+        <w:pStyle w:val="Heading3"/>
+      </w:pPr>
+      <w:r>
+        <w:t xml:space="preserve">[1 minute] Select Today’s Topics</w:t>
+      </w:r>
+    </w:p>
+    <w:p>
+      <w:pPr>
+        <w:pStyle w:val="FirstParagraph"/>
+      </w:pPr>
+      <w:r>
+        <w:t xml:space="preserve">Choose</w:t>
+      </w:r>
+      <w:r>
+        <w:t xml:space="preserve"> </w:t>
+      </w:r>
+      <w:r>
+        <w:rPr>
+          <w:b/>
+          <w:bCs/>
+        </w:rPr>
+        <w:t xml:space="preserve">2 topics</w:t>
+      </w:r>
+      <w:r>
+        <w:t xml:space="preserve"> </w:t>
+      </w:r>
+      <w:r>
+        <w:t xml:space="preserve">from the list below for today’s activity.</w:t>
+      </w:r>
+    </w:p>
+    <w:tbl>
+      <w:tblPr>
+        <w:tblW w:type="pct" w:w="5000"/>
+        <w:tblStyle w:val="Table"/>
+        <w:tblLayout w:type="fixed"/>
+        <w:tblLook w:firstRow="1" w:lastRow="0" w:firstColumn="0" w:lastColumn="0" w:noHBand="0" w:noVBand="0" w:val="0020"/>
+        <w:tblBorders>
+          <w:top w:val="single" w:sz="4" w:space="0" w:color="000000"/>
+          <w:left w:val="single" w:sz="4" w:space="0" w:color="000000"/>
+          <w:bottom w:val="single" w:sz="4" w:space="0" w:color="000000"/>
+          <w:right w:val="single" w:sz="4" w:space="0" w:color="000000"/>
+          <w:insideH w:val="single" w:sz="4" w:space="0" w:color="000000"/>
+          <w:insideV w:val="single" w:sz="4" w:space="0" w:color="000000"/>
+        </w:tblBorders>
+      </w:tblPr>
+      <w:tblGrid>
+        <w:gridCol w:w="880"/>
+        <w:gridCol w:w="2053"/>
+        <w:gridCol w:w="2053"/>
+        <w:gridCol w:w="2933"/>
+      </w:tblGrid>
+      <w:tr>
+        <w:trPr>
+          <w:tblHeader w:val="on"/>
+        </w:trPr>
+        <w:tc>
+          <w:tcPr/>
+          <w:p>
+            <w:pPr>
+              <w:pStyle w:val="Compact"/>
+            </w:pPr>
+            <w:r>
+              <w:t xml:space="preserve">#</w:t>
+            </w:r>
+          </w:p>
+        </w:tc>
+        <w:tc>
+          <w:tcPr/>
+          <w:p>
+            <w:pPr>
+              <w:pStyle w:val="Compact"/>
+            </w:pPr>
+            <w:r>
+              <w:t xml:space="preserve">Topic</w:t>
+            </w:r>
+          </w:p>
+        </w:tc>
+        <w:tc>
+          <w:tcPr/>
+          <w:p>
+            <w:pPr>
+              <w:pStyle w:val="Compact"/>
+            </w:pPr>
+            <w:r>
+              <w:t xml:space="preserve">Agree</w:t>
+            </w:r>
+          </w:p>
+        </w:tc>
+        <w:tc>
+          <w:tcPr/>
+          <w:p>
+            <w:pPr>
+              <w:pStyle w:val="Compact"/>
+            </w:pPr>
+            <w:r>
+              <w:t xml:space="preserve">Disagree</w:t>
+            </w:r>
+          </w:p>
+        </w:tc>
+      </w:tr>
+      <w:tr>
+        <w:tc>
+          <w:tcPr/>
+          <w:p>
+            <w:pPr>
+              <w:pStyle w:val="Compact"/>
+            </w:pPr>
+            <w:r>
+              <w:t xml:space="preserve">1</w:t>
+            </w:r>
+          </w:p>
+        </w:tc>
+        <w:tc>
+          <w:tcPr/>
+          <w:p>
+            <w:pPr>
+              <w:pStyle w:val="Compact"/>
+            </w:pPr>
+            <w:r>
+              <w:t xml:space="preserve">Should companies be allowed to analyze employee emails without individual consent if it improves training programs?</w:t>
+            </w:r>
+          </w:p>
+        </w:tc>
+        <w:tc>
+          <w:tcPr/>
+          <w:p>
+            <w:pPr>
+              <w:pStyle w:val="Compact"/>
+            </w:pPr>
+            <w:r>
+              <w:t xml:space="preserve">Organizations have a legitimate need to use all available data to improve workforce development</w:t>
+            </w:r>
+          </w:p>
+        </w:tc>
+        <w:tc>
+          <w:tcPr/>
+          <w:p>
+            <w:pPr>
+              <w:pStyle w:val="Compact"/>
+            </w:pPr>
+            <w:r>
+              <w:t xml:space="preserve">Employees have a right to privacy, and email analysis without consent crosses an ethical line</w:t>
+            </w:r>
+          </w:p>
+        </w:tc>
+      </w:tr>
+      <w:tr>
+        <w:tc>
+          <w:tcPr/>
+          <w:p>
+            <w:pPr>
+              <w:pStyle w:val="Compact"/>
+            </w:pPr>
+            <w:r>
+              <w:t xml:space="preserve">2</w:t>
+            </w:r>
+          </w:p>
+        </w:tc>
+        <w:tc>
+          <w:tcPr/>
+          <w:p>
+            <w:pPr>
+              <w:pStyle w:val="Compact"/>
+            </w:pPr>
+            <w:r>
+              <w:t xml:space="preserve">Are AI-generated job descriptions more accurate than those written by managers?</w:t>
+            </w:r>
+          </w:p>
+        </w:tc>
+        <w:tc>
+          <w:tcPr/>
+          <w:p>
+            <w:pPr>
+              <w:pStyle w:val="Compact"/>
+            </w:pPr>
+            <w:r>
+              <w:t xml:space="preserve">AI can identify patterns across thousands of roles and remove individual bias from job descriptions</w:t>
+            </w:r>
+          </w:p>
+        </w:tc>
+        <w:tc>
+          <w:tcPr/>
+          <w:p>
+            <w:pPr>
+              <w:pStyle w:val="Compact"/>
+            </w:pPr>
+            <w:r>
+              <w:t xml:space="preserve">Managers understand the nuances, culture, and unwritten aspects of roles that AI cannot capture</w:t>
+            </w:r>
+          </w:p>
+        </w:tc>
+      </w:tr>
+      <w:tr>
+        <w:tc>
+          <w:tcPr/>
+          <w:p>
+            <w:pPr>
+              <w:pStyle w:val="Compact"/>
+            </w:pPr>
+            <w:r>
+              <w:t xml:space="preserve">3</w:t>
+            </w:r>
+          </w:p>
+        </w:tc>
+        <w:tc>
+          <w:tcPr/>
+          <w:p>
+            <w:pPr>
+              <w:pStyle w:val="Compact"/>
+            </w:pPr>
+            <w:r>
+              <w:t xml:space="preserve">Is heavy reliance on a few key employees a sign of leadership failure?</w:t>
+            </w:r>
+          </w:p>
+        </w:tc>
+        <w:tc>
+          <w:tcPr/>
+          <w:p>
+            <w:pPr>
+              <w:pStyle w:val="Compact"/>
+            </w:pPr>
+            <w:r>
+              <w:t xml:space="preserve">Good leaders build systems and develop talent so no single person is indispensable</w:t>
+            </w:r>
+          </w:p>
+        </w:tc>
+        <w:tc>
+          <w:tcPr/>
+          <w:p>
+            <w:pPr>
+              <w:pStyle w:val="Compact"/>
+            </w:pPr>
+            <w:r>
+              <w:t xml:space="preserve">Some roles naturally require specialized expertise, and retaining key talent is a leadership strength</w:t>
+            </w:r>
+          </w:p>
+        </w:tc>
+      </w:tr>
+      <w:tr>
+        <w:tc>
+          <w:tcPr/>
+          <w:p>
+            <w:pPr>
+              <w:pStyle w:val="Compact"/>
+            </w:pPr>
+            <w:r>
+              <w:t xml:space="preserve">4</w:t>
+            </w:r>
+          </w:p>
+        </w:tc>
+        <w:tc>
+          <w:tcPr/>
+          <w:p>
+            <w:pPr>
+              <w:pStyle w:val="Compact"/>
+            </w:pPr>
+            <w:r>
+              <w:t xml:space="preserve">Should companies implement real-time email monitoring to identify training needs as they emerge?</w:t>
+            </w:r>
+          </w:p>
+        </w:tc>
+        <w:tc>
+          <w:tcPr/>
+          <w:p>
+            <w:pPr>
+              <w:pStyle w:val="Compact"/>
+            </w:pPr>
+            <w:r>
+              <w:t xml:space="preserve">Real-time insights allow organizations to address skill gaps immediately rather than waiting for annual reviews</w:t>
+            </w:r>
+          </w:p>
+        </w:tc>
+        <w:tc>
+          <w:tcPr/>
+          <w:p>
+            <w:pPr>
+              <w:pStyle w:val="Compact"/>
+            </w:pPr>
+            <w:r>
+              <w:t xml:space="preserve">Constant monitoring creates a surveillance culture that destroys trust and psychological safety</w:t>
+            </w:r>
+          </w:p>
+        </w:tc>
+      </w:tr>
+      <w:tr>
+        <w:tc>
+          <w:tcPr/>
+          <w:p>
+            <w:pPr>
+              <w:pStyle w:val="Compact"/>
+            </w:pPr>
+            <w:r>
+              <w:t xml:space="preserve">5</w:t>
+            </w:r>
+          </w:p>
+        </w:tc>
+        <w:tc>
+          <w:tcPr/>
+          <w:p>
+            <w:pPr>
+              <w:pStyle w:val="Compact"/>
+            </w:pPr>
+            <w:r>
+              <w:t xml:space="preserve">Can AI-powered training programs fully replace traditional two-week onboarding programs?</w:t>
+            </w:r>
+          </w:p>
+        </w:tc>
+        <w:tc>
+          <w:tcPr/>
+          <w:p>
+            <w:pPr>
+              <w:pStyle w:val="Compact"/>
+            </w:pPr>
+            <w:r>
+              <w:t xml:space="preserve">AI can personalize learning paths, adapt to individual pace, and deliver training more efficiently than standardized programs</w:t>
+            </w:r>
+          </w:p>
+        </w:tc>
+        <w:tc>
+          <w:tcPr/>
+          <w:p>
+            <w:pPr>
+              <w:pStyle w:val="Compact"/>
+            </w:pPr>
+            <w:r>
+              <w:t xml:space="preserve">Human connection, mentorship, and cultural immersion during onboarding cannot be replicated by AI</w:t>
+            </w:r>
+          </w:p>
+        </w:tc>
+      </w:tr>
+      <w:tr>
+        <w:tc>
+          <w:tcPr/>
+          <w:p>
+            <w:pPr>
+              <w:pStyle w:val="Compact"/>
+            </w:pPr>
+            <w:r>
+              <w:t xml:space="preserve">6</w:t>
+            </w:r>
+          </w:p>
+        </w:tc>
+        <w:tc>
+          <w:tcPr/>
+          <w:p>
+            <w:pPr>
+              <w:pStyle w:val="Compact"/>
+            </w:pPr>
+            <w:r>
+              <w:t xml:space="preserve">If workplace success depends more on relationships than skills, does formal onboarding training even matter?</w:t>
+            </w:r>
+          </w:p>
+        </w:tc>
+        <w:tc>
+          <w:tcPr/>
+          <w:p>
+            <w:pPr>
+              <w:pStyle w:val="Compact"/>
+            </w:pPr>
+            <w:r>
+              <w:t xml:space="preserve">What really determines success is who you know and how well you navigate office politics, not what you learned in training</w:t>
+            </w:r>
+          </w:p>
+        </w:tc>
+        <w:tc>
+          <w:tcPr/>
+          <w:p>
+            <w:pPr>
+              <w:pStyle w:val="Compact"/>
+            </w:pPr>
+            <w:r>
+              <w:t xml:space="preserve">Structured onboarding provides the foundational knowledge and confidence new employees need to build those relationships effectively</w:t>
+            </w:r>
+          </w:p>
+        </w:tc>
+      </w:tr>
+    </w:tbl>
+    <w:p>
+      <w:pPr>
+        <w:pStyle w:val="BodyText"/>
+      </w:pPr>
+      <w:r>
+        <w:rPr>
+          <w:b/>
+          <w:bCs/>
+        </w:rPr>
+        <w:t xml:space="preserve">Our team’s selected topics:</w:t>
+      </w:r>
+    </w:p>
+    <w:tbl>
+      <w:tblPr>
+        <w:tblW w:type="pct" w:w="5000"/>
+        <w:tblStyle w:val="Table"/>
+        <w:tblLook w:firstRow="1" w:lastRow="0" w:firstColumn="0" w:lastColumn="0" w:noHBand="0" w:noVBand="0" w:val="0020"/>
+        <w:tblBorders>
+          <w:top w:val="single" w:sz="4" w:space="0" w:color="000000"/>
+          <w:left w:val="single" w:sz="4" w:space="0" w:color="000000"/>
+          <w:bottom w:val="single" w:sz="4" w:space="0" w:color="000000"/>
+          <w:right w:val="single" w:sz="4" w:space="0" w:color="000000"/>
+          <w:insideH w:val="single" w:sz="4" w:space="0" w:color="000000"/>
+          <w:insideV w:val="single" w:sz="4" w:space="0" w:color="000000"/>
+        </w:tblBorders>
+      </w:tblPr>
+      <w:tblGrid>
+        <w:gridCol w:w="2640"/>
+        <w:gridCol w:w="2640"/>
+        <w:gridCol w:w="2640"/>
+      </w:tblGrid>
+      <w:tr>
+        <w:trPr>
+          <w:tblHeader w:val="on"/>
+        </w:trPr>
+        <w:tc>
+          <w:tcPr/>
+          <w:p>
+            <w:pPr>
+              <w:pStyle w:val="Compact"/>
+            </w:pPr>
+            <w:r>
               <w:t xml:space="preserve">Order</w:t>
             </w:r>
           </w:p>
@@ -1542,7 +1541,7 @@
         <w:pStyle w:val="FirstParagraph"/>
       </w:pPr>
       <w:r>
-        <w:t xml:space="preserve">Partner A = Employee Advocate, Partner B = Employer Advocate</w:t>
+        <w:t xml:space="preserve">Partner A = Agree Advocate, Partner B = Disagree Advocate</w:t>
       </w:r>
     </w:p>
     <w:tbl>
@@ -1609,7 +1608,7 @@
               <w:pStyle w:val="Compact"/>
             </w:pPr>
             <w:r>
-              <w:t xml:space="preserve">Employee side argues to Employer</w:t>
+              <w:t xml:space="preserve">Agree side argues to Disagree</w:t>
             </w:r>
           </w:p>
         </w:tc>
@@ -1633,7 +1632,7 @@
               <w:pStyle w:val="Compact"/>
             </w:pPr>
             <w:r>
-              <w:t xml:space="preserve">Employer side argues to Employee</w:t>
+              <w:t xml:space="preserve">Disagree side argues to Agree</w:t>
             </w:r>
           </w:p>
         </w:tc>
@@ -1798,7 +1797,7 @@
         <w:t xml:space="preserve"> </w:t>
       </w:r>
       <w:r>
-        <w:t xml:space="preserve">Partner A = Employer Advocate, Partner B = Employee Advocate</w:t>
+        <w:t xml:space="preserve">Partner A = Disagree Advocate, Partner B = Agree Advocate</w:t>
       </w:r>
     </w:p>
     <w:tbl>
@@ -1865,7 +1864,7 @@
               <w:pStyle w:val="Compact"/>
             </w:pPr>
             <w:r>
-              <w:t xml:space="preserve">Employer side argues to Employee</w:t>
+              <w:t xml:space="preserve">Disagree side argues to Agree</w:t>
             </w:r>
           </w:p>
         </w:tc>
@@ -1889,7 +1888,7 @@
               <w:pStyle w:val="Compact"/>
             </w:pPr>
             <w:r>
-              <w:t xml:space="preserve">Employee side argues to Employer</w:t>
+              <w:t xml:space="preserve">Agree side argues to Disagree</w:t>
             </w:r>
           </w:p>
         </w:tc>

--- a/Team-Meeting-8.docx
+++ b/Team-Meeting-8.docx
@@ -66,17 +66,20 @@
           <w:insideH w:val="single" w:sz="4" w:space="0" w:color="000000"/>
           <w:insideV w:val="single" w:sz="4" w:space="0" w:color="000000"/>
         </w:tblBorders>
+        <w:tblLayout w:type="fixed"/>
       </w:tblPr>
       <w:tblGrid>
-        <w:gridCol w:w="3960"/>
-        <w:gridCol w:w="3960"/>
+        <w:gridCol w:w="4680"/>
+        <w:gridCol w:w="4680"/>
       </w:tblGrid>
       <w:tr>
         <w:trPr>
           <w:tblHeader w:val="on"/>
         </w:trPr>
         <w:tc>
-          <w:tcPr/>
+          <w:tcPr>
+            <w:tcW w:type="dxa" w:w="4680"/>
+          </w:tcPr>
           <w:p>
             <w:pPr>
               <w:pStyle w:val="Compact"/>
@@ -87,7 +90,9 @@
           </w:p>
         </w:tc>
         <w:tc>
-          <w:tcPr/>
+          <w:tcPr>
+            <w:tcW w:type="dxa" w:w="4680"/>
+          </w:tcPr>
           <w:p>
             <w:pPr>
               <w:pStyle w:val="Compact"/>
@@ -100,7 +105,9 @@
       </w:tr>
       <w:tr>
         <w:tc>
-          <w:tcPr/>
+          <w:tcPr>
+            <w:tcW w:type="dxa" w:w="4680"/>
+          </w:tcPr>
           <w:p>
             <w:pPr>
               <w:pStyle w:val="Compact"/>
@@ -111,17 +118,21 @@
           </w:p>
         </w:tc>
         <w:tc>
-          <w:tcPr/>
-          <w:p>
-            <w:pPr>
-              <w:pStyle w:val="Compact"/>
-            </w:pPr>
-          </w:p>
-        </w:tc>
-      </w:tr>
-      <w:tr>
-        <w:tc>
-          <w:tcPr/>
+          <w:tcPr>
+            <w:tcW w:type="dxa" w:w="4680"/>
+          </w:tcPr>
+          <w:p>
+            <w:pPr>
+              <w:pStyle w:val="Compact"/>
+            </w:pPr>
+          </w:p>
+        </w:tc>
+      </w:tr>
+      <w:tr>
+        <w:tc>
+          <w:tcPr>
+            <w:tcW w:type="dxa" w:w="4680"/>
+          </w:tcPr>
           <w:p>
             <w:pPr>
               <w:pStyle w:val="Compact"/>
@@ -132,17 +143,21 @@
           </w:p>
         </w:tc>
         <w:tc>
-          <w:tcPr/>
-          <w:p>
-            <w:pPr>
-              <w:pStyle w:val="Compact"/>
-            </w:pPr>
-          </w:p>
-        </w:tc>
-      </w:tr>
-      <w:tr>
-        <w:tc>
-          <w:tcPr/>
+          <w:tcPr>
+            <w:tcW w:type="dxa" w:w="4680"/>
+          </w:tcPr>
+          <w:p>
+            <w:pPr>
+              <w:pStyle w:val="Compact"/>
+            </w:pPr>
+          </w:p>
+        </w:tc>
+      </w:tr>
+      <w:tr>
+        <w:tc>
+          <w:tcPr>
+            <w:tcW w:type="dxa" w:w="4680"/>
+          </w:tcPr>
           <w:p>
             <w:pPr>
               <w:pStyle w:val="Compact"/>
@@ -153,17 +168,21 @@
           </w:p>
         </w:tc>
         <w:tc>
-          <w:tcPr/>
-          <w:p>
-            <w:pPr>
-              <w:pStyle w:val="Compact"/>
-            </w:pPr>
-          </w:p>
-        </w:tc>
-      </w:tr>
-      <w:tr>
-        <w:tc>
-          <w:tcPr/>
+          <w:tcPr>
+            <w:tcW w:type="dxa" w:w="4680"/>
+          </w:tcPr>
+          <w:p>
+            <w:pPr>
+              <w:pStyle w:val="Compact"/>
+            </w:pPr>
+          </w:p>
+        </w:tc>
+      </w:tr>
+      <w:tr>
+        <w:tc>
+          <w:tcPr>
+            <w:tcW w:type="dxa" w:w="4680"/>
+          </w:tcPr>
           <w:p>
             <w:pPr>
               <w:pStyle w:val="Compact"/>
@@ -174,7 +193,9 @@
           </w:p>
         </w:tc>
         <w:tc>
-          <w:tcPr/>
+          <w:tcPr>
+            <w:tcW w:type="dxa" w:w="4680"/>
+          </w:tcPr>
           <w:p>
             <w:pPr>
               <w:pStyle w:val="Compact"/>
@@ -205,17 +226,20 @@
           <w:insideH w:val="single" w:sz="4" w:space="0" w:color="000000"/>
           <w:insideV w:val="single" w:sz="4" w:space="0" w:color="000000"/>
         </w:tblBorders>
+        <w:tblLayout w:type="fixed"/>
       </w:tblPr>
       <w:tblGrid>
-        <w:gridCol w:w="3960"/>
-        <w:gridCol w:w="3960"/>
+        <w:gridCol w:w="4680"/>
+        <w:gridCol w:w="4680"/>
       </w:tblGrid>
       <w:tr>
         <w:trPr>
           <w:tblHeader w:val="on"/>
         </w:trPr>
         <w:tc>
-          <w:tcPr/>
+          <w:tcPr>
+            <w:tcW w:type="dxa" w:w="4680"/>
+          </w:tcPr>
           <w:p>
             <w:pPr>
               <w:pStyle w:val="Compact"/>
@@ -226,7 +250,9 @@
           </w:p>
         </w:tc>
         <w:tc>
-          <w:tcPr/>
+          <w:tcPr>
+            <w:tcW w:type="dxa" w:w="4680"/>
+          </w:tcPr>
           <w:p>
             <w:pPr>
               <w:pStyle w:val="Compact"/>
@@ -239,7 +265,9 @@
       </w:tr>
       <w:tr>
         <w:tc>
-          <w:tcPr/>
+          <w:tcPr>
+            <w:tcW w:type="dxa" w:w="4680"/>
+          </w:tcPr>
           <w:p>
             <w:pPr>
               <w:pStyle w:val="Compact"/>
@@ -250,17 +278,21 @@
           </w:p>
         </w:tc>
         <w:tc>
-          <w:tcPr/>
-          <w:p>
-            <w:pPr>
-              <w:pStyle w:val="Compact"/>
-            </w:pPr>
-          </w:p>
-        </w:tc>
-      </w:tr>
-      <w:tr>
-        <w:tc>
-          <w:tcPr/>
+          <w:tcPr>
+            <w:tcW w:type="dxa" w:w="4680"/>
+          </w:tcPr>
+          <w:p>
+            <w:pPr>
+              <w:pStyle w:val="Compact"/>
+            </w:pPr>
+          </w:p>
+        </w:tc>
+      </w:tr>
+      <w:tr>
+        <w:tc>
+          <w:tcPr>
+            <w:tcW w:type="dxa" w:w="4680"/>
+          </w:tcPr>
           <w:p>
             <w:pPr>
               <w:pStyle w:val="Compact"/>
@@ -271,17 +303,21 @@
           </w:p>
         </w:tc>
         <w:tc>
-          <w:tcPr/>
-          <w:p>
-            <w:pPr>
-              <w:pStyle w:val="Compact"/>
-            </w:pPr>
-          </w:p>
-        </w:tc>
-      </w:tr>
-      <w:tr>
-        <w:tc>
-          <w:tcPr/>
+          <w:tcPr>
+            <w:tcW w:type="dxa" w:w="4680"/>
+          </w:tcPr>
+          <w:p>
+            <w:pPr>
+              <w:pStyle w:val="Compact"/>
+            </w:pPr>
+          </w:p>
+        </w:tc>
+      </w:tr>
+      <w:tr>
+        <w:tc>
+          <w:tcPr>
+            <w:tcW w:type="dxa" w:w="4680"/>
+          </w:tcPr>
           <w:p>
             <w:pPr>
               <w:pStyle w:val="Compact"/>
@@ -292,17 +328,21 @@
           </w:p>
         </w:tc>
         <w:tc>
-          <w:tcPr/>
-          <w:p>
-            <w:pPr>
-              <w:pStyle w:val="Compact"/>
-            </w:pPr>
-          </w:p>
-        </w:tc>
-      </w:tr>
-      <w:tr>
-        <w:tc>
-          <w:tcPr/>
+          <w:tcPr>
+            <w:tcW w:type="dxa" w:w="4680"/>
+          </w:tcPr>
+          <w:p>
+            <w:pPr>
+              <w:pStyle w:val="Compact"/>
+            </w:pPr>
+          </w:p>
+        </w:tc>
+      </w:tr>
+      <w:tr>
+        <w:tc>
+          <w:tcPr>
+            <w:tcW w:type="dxa" w:w="4680"/>
+          </w:tcPr>
           <w:p>
             <w:pPr>
               <w:pStyle w:val="Compact"/>
@@ -313,17 +353,21 @@
           </w:p>
         </w:tc>
         <w:tc>
-          <w:tcPr/>
-          <w:p>
-            <w:pPr>
-              <w:pStyle w:val="Compact"/>
-            </w:pPr>
-          </w:p>
-        </w:tc>
-      </w:tr>
-      <w:tr>
-        <w:tc>
-          <w:tcPr/>
+          <w:tcPr>
+            <w:tcW w:type="dxa" w:w="4680"/>
+          </w:tcPr>
+          <w:p>
+            <w:pPr>
+              <w:pStyle w:val="Compact"/>
+            </w:pPr>
+          </w:p>
+        </w:tc>
+      </w:tr>
+      <w:tr>
+        <w:tc>
+          <w:tcPr>
+            <w:tcW w:type="dxa" w:w="4680"/>
+          </w:tcPr>
           <w:p>
             <w:pPr>
               <w:pStyle w:val="Compact"/>
@@ -334,17 +378,21 @@
           </w:p>
         </w:tc>
         <w:tc>
-          <w:tcPr/>
-          <w:p>
-            <w:pPr>
-              <w:pStyle w:val="Compact"/>
-            </w:pPr>
-          </w:p>
-        </w:tc>
-      </w:tr>
-      <w:tr>
-        <w:tc>
-          <w:tcPr/>
+          <w:tcPr>
+            <w:tcW w:type="dxa" w:w="4680"/>
+          </w:tcPr>
+          <w:p>
+            <w:pPr>
+              <w:pStyle w:val="Compact"/>
+            </w:pPr>
+          </w:p>
+        </w:tc>
+      </w:tr>
+      <w:tr>
+        <w:tc>
+          <w:tcPr>
+            <w:tcW w:type="dxa" w:w="4680"/>
+          </w:tcPr>
           <w:p>
             <w:pPr>
               <w:pStyle w:val="Compact"/>
@@ -355,7 +403,9 @@
           </w:p>
         </w:tc>
         <w:tc>
-          <w:tcPr/>
+          <w:tcPr>
+            <w:tcW w:type="dxa" w:w="4680"/>
+          </w:tcPr>
           <w:p>
             <w:pPr>
               <w:pStyle w:val="Compact"/>
@@ -387,17 +437,20 @@
           <w:insideH w:val="single" w:sz="4" w:space="0" w:color="000000"/>
           <w:insideV w:val="single" w:sz="4" w:space="0" w:color="000000"/>
         </w:tblBorders>
+        <w:tblLayout w:type="fixed"/>
       </w:tblPr>
       <w:tblGrid>
-        <w:gridCol w:w="3960"/>
-        <w:gridCol w:w="3960"/>
+        <w:gridCol w:w="4680"/>
+        <w:gridCol w:w="4680"/>
       </w:tblGrid>
       <w:tr>
         <w:trPr>
           <w:tblHeader w:val="on"/>
         </w:trPr>
         <w:tc>
-          <w:tcPr/>
+          <w:tcPr>
+            <w:tcW w:type="dxa" w:w="4680"/>
+          </w:tcPr>
           <w:p>
             <w:pPr>
               <w:pStyle w:val="Compact"/>
@@ -408,7 +461,9 @@
           </w:p>
         </w:tc>
         <w:tc>
-          <w:tcPr/>
+          <w:tcPr>
+            <w:tcW w:type="dxa" w:w="4680"/>
+          </w:tcPr>
           <w:p>
             <w:pPr>
               <w:pStyle w:val="Compact"/>
@@ -421,33 +476,41 @@
       </w:tr>
       <w:tr>
         <w:tc>
-          <w:tcPr/>
-          <w:p>
-            <w:pPr>
-              <w:pStyle w:val="Compact"/>
-            </w:pPr>
-          </w:p>
-        </w:tc>
-        <w:tc>
-          <w:tcPr/>
-          <w:p>
-            <w:pPr>
-              <w:pStyle w:val="Compact"/>
-            </w:pPr>
-          </w:p>
-        </w:tc>
-      </w:tr>
-      <w:tr>
-        <w:tc>
-          <w:tcPr/>
-          <w:p>
-            <w:pPr>
-              <w:pStyle w:val="Compact"/>
-            </w:pPr>
-          </w:p>
-        </w:tc>
-        <w:tc>
-          <w:tcPr/>
+          <w:tcPr>
+            <w:tcW w:type="dxa" w:w="4680"/>
+          </w:tcPr>
+          <w:p>
+            <w:pPr>
+              <w:pStyle w:val="Compact"/>
+            </w:pPr>
+          </w:p>
+        </w:tc>
+        <w:tc>
+          <w:tcPr>
+            <w:tcW w:type="dxa" w:w="4680"/>
+          </w:tcPr>
+          <w:p>
+            <w:pPr>
+              <w:pStyle w:val="Compact"/>
+            </w:pPr>
+          </w:p>
+        </w:tc>
+      </w:tr>
+      <w:tr>
+        <w:tc>
+          <w:tcPr>
+            <w:tcW w:type="dxa" w:w="4680"/>
+          </w:tcPr>
+          <w:p>
+            <w:pPr>
+              <w:pStyle w:val="Compact"/>
+            </w:pPr>
+          </w:p>
+        </w:tc>
+        <w:tc>
+          <w:tcPr>
+            <w:tcW w:type="dxa" w:w="4680"/>
+          </w:tcPr>
           <w:p>
             <w:pPr>
               <w:pStyle w:val="Compact"/>
@@ -697,18 +760,21 @@
           <w:insideH w:val="single" w:sz="4" w:space="0" w:color="000000"/>
           <w:insideV w:val="single" w:sz="4" w:space="0" w:color="000000"/>
         </w:tblBorders>
+        <w:tblLayout w:type="fixed"/>
       </w:tblPr>
       <w:tblGrid>
-        <w:gridCol w:w="2640"/>
-        <w:gridCol w:w="2640"/>
-        <w:gridCol w:w="2640"/>
+        <w:gridCol w:w="3120"/>
+        <w:gridCol w:w="3120"/>
+        <w:gridCol w:w="3120"/>
       </w:tblGrid>
       <w:tr>
         <w:trPr>
           <w:tblHeader w:val="on"/>
         </w:trPr>
         <w:tc>
-          <w:tcPr/>
+          <w:tcPr>
+            <w:tcW w:type="dxa" w:w="3120"/>
+          </w:tcPr>
           <w:p>
             <w:pPr>
               <w:pStyle w:val="Compact"/>
@@ -719,7 +785,9 @@
           </w:p>
         </w:tc>
         <w:tc>
-          <w:tcPr/>
+          <w:tcPr>
+            <w:tcW w:type="dxa" w:w="3120"/>
+          </w:tcPr>
           <w:p>
             <w:pPr>
               <w:pStyle w:val="Compact"/>
@@ -730,7 +798,9 @@
           </w:p>
         </w:tc>
         <w:tc>
-          <w:tcPr/>
+          <w:tcPr>
+            <w:tcW w:type="dxa" w:w="3120"/>
+          </w:tcPr>
           <w:p>
             <w:pPr>
               <w:pStyle w:val="Compact"/>
@@ -743,7 +813,9 @@
       </w:tr>
       <w:tr>
         <w:tc>
-          <w:tcPr/>
+          <w:tcPr>
+            <w:tcW w:type="dxa" w:w="3120"/>
+          </w:tcPr>
           <w:p>
             <w:pPr>
               <w:pStyle w:val="Compact"/>
@@ -754,25 +826,31 @@
           </w:p>
         </w:tc>
         <w:tc>
-          <w:tcPr/>
-          <w:p>
-            <w:pPr>
-              <w:pStyle w:val="Compact"/>
-            </w:pPr>
-          </w:p>
-        </w:tc>
-        <w:tc>
-          <w:tcPr/>
-          <w:p>
-            <w:pPr>
-              <w:pStyle w:val="Compact"/>
-            </w:pPr>
-          </w:p>
-        </w:tc>
-      </w:tr>
-      <w:tr>
-        <w:tc>
-          <w:tcPr/>
+          <w:tcPr>
+            <w:tcW w:type="dxa" w:w="3120"/>
+          </w:tcPr>
+          <w:p>
+            <w:pPr>
+              <w:pStyle w:val="Compact"/>
+            </w:pPr>
+          </w:p>
+        </w:tc>
+        <w:tc>
+          <w:tcPr>
+            <w:tcW w:type="dxa" w:w="3120"/>
+          </w:tcPr>
+          <w:p>
+            <w:pPr>
+              <w:pStyle w:val="Compact"/>
+            </w:pPr>
+          </w:p>
+        </w:tc>
+      </w:tr>
+      <w:tr>
+        <w:tc>
+          <w:tcPr>
+            <w:tcW w:type="dxa" w:w="3120"/>
+          </w:tcPr>
           <w:p>
             <w:pPr>
               <w:pStyle w:val="Compact"/>
@@ -783,25 +861,31 @@
           </w:p>
         </w:tc>
         <w:tc>
-          <w:tcPr/>
-          <w:p>
-            <w:pPr>
-              <w:pStyle w:val="Compact"/>
-            </w:pPr>
-          </w:p>
-        </w:tc>
-        <w:tc>
-          <w:tcPr/>
-          <w:p>
-            <w:pPr>
-              <w:pStyle w:val="Compact"/>
-            </w:pPr>
-          </w:p>
-        </w:tc>
-      </w:tr>
-      <w:tr>
-        <w:tc>
-          <w:tcPr/>
+          <w:tcPr>
+            <w:tcW w:type="dxa" w:w="3120"/>
+          </w:tcPr>
+          <w:p>
+            <w:pPr>
+              <w:pStyle w:val="Compact"/>
+            </w:pPr>
+          </w:p>
+        </w:tc>
+        <w:tc>
+          <w:tcPr>
+            <w:tcW w:type="dxa" w:w="3120"/>
+          </w:tcPr>
+          <w:p>
+            <w:pPr>
+              <w:pStyle w:val="Compact"/>
+            </w:pPr>
+          </w:p>
+        </w:tc>
+      </w:tr>
+      <w:tr>
+        <w:tc>
+          <w:tcPr>
+            <w:tcW w:type="dxa" w:w="3120"/>
+          </w:tcPr>
           <w:p>
             <w:pPr>
               <w:pStyle w:val="Compact"/>
@@ -812,15 +896,19 @@
           </w:p>
         </w:tc>
         <w:tc>
-          <w:tcPr/>
-          <w:p>
-            <w:pPr>
-              <w:pStyle w:val="Compact"/>
-            </w:pPr>
-          </w:p>
-        </w:tc>
-        <w:tc>
-          <w:tcPr/>
+          <w:tcPr>
+            <w:tcW w:type="dxa" w:w="3120"/>
+          </w:tcPr>
+          <w:p>
+            <w:pPr>
+              <w:pStyle w:val="Compact"/>
+            </w:pPr>
+          </w:p>
+        </w:tc>
+        <w:tc>
+          <w:tcPr>
+            <w:tcW w:type="dxa" w:w="3120"/>
+          </w:tcPr>
           <w:p>
             <w:pPr>
               <w:pStyle w:val="Compact"/>
@@ -868,365 +956,6 @@
       </w:r>
       <w:r>
         <w:t xml:space="preserve">from the list below for today’s activity.</w:t>
-      </w:r>
-    </w:p>
-    <w:tbl>
-      <w:tblPr>
-        <w:tblW w:type="pct" w:w="5000"/>
-        <w:tblStyle w:val="Table"/>
-        <w:tblLayout w:type="fixed"/>
-        <w:tblLook w:firstRow="1" w:lastRow="0" w:firstColumn="0" w:lastColumn="0" w:noHBand="0" w:noVBand="0" w:val="0020"/>
-        <w:tblBorders>
-          <w:top w:val="single" w:sz="4" w:space="0" w:color="000000"/>
-          <w:left w:val="single" w:sz="4" w:space="0" w:color="000000"/>
-          <w:bottom w:val="single" w:sz="4" w:space="0" w:color="000000"/>
-          <w:right w:val="single" w:sz="4" w:space="0" w:color="000000"/>
-          <w:insideH w:val="single" w:sz="4" w:space="0" w:color="000000"/>
-          <w:insideV w:val="single" w:sz="4" w:space="0" w:color="000000"/>
-        </w:tblBorders>
-      </w:tblPr>
-      <w:tblGrid>
-        <w:gridCol w:w="880"/>
-        <w:gridCol w:w="2053"/>
-        <w:gridCol w:w="2053"/>
-        <w:gridCol w:w="2933"/>
-      </w:tblGrid>
-      <w:tr>
-        <w:trPr>
-          <w:tblHeader w:val="on"/>
-        </w:trPr>
-        <w:tc>
-          <w:tcPr/>
-          <w:p>
-            <w:pPr>
-              <w:pStyle w:val="Compact"/>
-            </w:pPr>
-            <w:r>
-              <w:t xml:space="preserve">#</w:t>
-            </w:r>
-          </w:p>
-        </w:tc>
-        <w:tc>
-          <w:tcPr/>
-          <w:p>
-            <w:pPr>
-              <w:pStyle w:val="Compact"/>
-            </w:pPr>
-            <w:r>
-              <w:t xml:space="preserve">Topic</w:t>
-            </w:r>
-          </w:p>
-        </w:tc>
-        <w:tc>
-          <w:tcPr/>
-          <w:p>
-            <w:pPr>
-              <w:pStyle w:val="Compact"/>
-            </w:pPr>
-            <w:r>
-              <w:t xml:space="preserve">Agree</w:t>
-            </w:r>
-          </w:p>
-        </w:tc>
-        <w:tc>
-          <w:tcPr/>
-          <w:p>
-            <w:pPr>
-              <w:pStyle w:val="Compact"/>
-            </w:pPr>
-            <w:r>
-              <w:t xml:space="preserve">Disagree</w:t>
-            </w:r>
-          </w:p>
-        </w:tc>
-      </w:tr>
-      <w:tr>
-        <w:tc>
-          <w:tcPr/>
-          <w:p>
-            <w:pPr>
-              <w:pStyle w:val="Compact"/>
-            </w:pPr>
-            <w:r>
-              <w:t xml:space="preserve">1</w:t>
-            </w:r>
-          </w:p>
-        </w:tc>
-        <w:tc>
-          <w:tcPr/>
-          <w:p>
-            <w:pPr>
-              <w:pStyle w:val="Compact"/>
-            </w:pPr>
-            <w:r>
-              <w:t xml:space="preserve">Should companies be allowed to analyze employee emails without individual consent if it improves training programs?</w:t>
-            </w:r>
-          </w:p>
-        </w:tc>
-        <w:tc>
-          <w:tcPr/>
-          <w:p>
-            <w:pPr>
-              <w:pStyle w:val="Compact"/>
-            </w:pPr>
-            <w:r>
-              <w:t xml:space="preserve">Organizations have a legitimate need to use all available data to improve workforce development</w:t>
-            </w:r>
-          </w:p>
-        </w:tc>
-        <w:tc>
-          <w:tcPr/>
-          <w:p>
-            <w:pPr>
-              <w:pStyle w:val="Compact"/>
-            </w:pPr>
-            <w:r>
-              <w:t xml:space="preserve">Employees have a right to privacy, and email analysis without consent crosses an ethical line</w:t>
-            </w:r>
-          </w:p>
-        </w:tc>
-      </w:tr>
-      <w:tr>
-        <w:tc>
-          <w:tcPr/>
-          <w:p>
-            <w:pPr>
-              <w:pStyle w:val="Compact"/>
-            </w:pPr>
-            <w:r>
-              <w:t xml:space="preserve">2</w:t>
-            </w:r>
-          </w:p>
-        </w:tc>
-        <w:tc>
-          <w:tcPr/>
-          <w:p>
-            <w:pPr>
-              <w:pStyle w:val="Compact"/>
-            </w:pPr>
-            <w:r>
-              <w:t xml:space="preserve">Are AI-generated job descriptions more accurate than those written by managers?</w:t>
-            </w:r>
-          </w:p>
-        </w:tc>
-        <w:tc>
-          <w:tcPr/>
-          <w:p>
-            <w:pPr>
-              <w:pStyle w:val="Compact"/>
-            </w:pPr>
-            <w:r>
-              <w:t xml:space="preserve">AI can identify patterns across thousands of roles and remove individual bias from job descriptions</w:t>
-            </w:r>
-          </w:p>
-        </w:tc>
-        <w:tc>
-          <w:tcPr/>
-          <w:p>
-            <w:pPr>
-              <w:pStyle w:val="Compact"/>
-            </w:pPr>
-            <w:r>
-              <w:t xml:space="preserve">Managers understand the nuances, culture, and unwritten aspects of roles that AI cannot capture</w:t>
-            </w:r>
-          </w:p>
-        </w:tc>
-      </w:tr>
-      <w:tr>
-        <w:tc>
-          <w:tcPr/>
-          <w:p>
-            <w:pPr>
-              <w:pStyle w:val="Compact"/>
-            </w:pPr>
-            <w:r>
-              <w:t xml:space="preserve">3</w:t>
-            </w:r>
-          </w:p>
-        </w:tc>
-        <w:tc>
-          <w:tcPr/>
-          <w:p>
-            <w:pPr>
-              <w:pStyle w:val="Compact"/>
-            </w:pPr>
-            <w:r>
-              <w:t xml:space="preserve">Is heavy reliance on a few key employees a sign of leadership failure?</w:t>
-            </w:r>
-          </w:p>
-        </w:tc>
-        <w:tc>
-          <w:tcPr/>
-          <w:p>
-            <w:pPr>
-              <w:pStyle w:val="Compact"/>
-            </w:pPr>
-            <w:r>
-              <w:t xml:space="preserve">Good leaders build systems and develop talent so no single person is indispensable</w:t>
-            </w:r>
-          </w:p>
-        </w:tc>
-        <w:tc>
-          <w:tcPr/>
-          <w:p>
-            <w:pPr>
-              <w:pStyle w:val="Compact"/>
-            </w:pPr>
-            <w:r>
-              <w:t xml:space="preserve">Some roles naturally require specialized expertise, and retaining key talent is a leadership strength</w:t>
-            </w:r>
-          </w:p>
-        </w:tc>
-      </w:tr>
-      <w:tr>
-        <w:tc>
-          <w:tcPr/>
-          <w:p>
-            <w:pPr>
-              <w:pStyle w:val="Compact"/>
-            </w:pPr>
-            <w:r>
-              <w:t xml:space="preserve">4</w:t>
-            </w:r>
-          </w:p>
-        </w:tc>
-        <w:tc>
-          <w:tcPr/>
-          <w:p>
-            <w:pPr>
-              <w:pStyle w:val="Compact"/>
-            </w:pPr>
-            <w:r>
-              <w:t xml:space="preserve">Should companies implement real-time email monitoring to identify training needs as they emerge?</w:t>
-            </w:r>
-          </w:p>
-        </w:tc>
-        <w:tc>
-          <w:tcPr/>
-          <w:p>
-            <w:pPr>
-              <w:pStyle w:val="Compact"/>
-            </w:pPr>
-            <w:r>
-              <w:t xml:space="preserve">Real-time insights allow organizations to address skill gaps immediately rather than waiting for annual reviews</w:t>
-            </w:r>
-          </w:p>
-        </w:tc>
-        <w:tc>
-          <w:tcPr/>
-          <w:p>
-            <w:pPr>
-              <w:pStyle w:val="Compact"/>
-            </w:pPr>
-            <w:r>
-              <w:t xml:space="preserve">Constant monitoring creates a surveillance culture that destroys trust and psychological safety</w:t>
-            </w:r>
-          </w:p>
-        </w:tc>
-      </w:tr>
-      <w:tr>
-        <w:tc>
-          <w:tcPr/>
-          <w:p>
-            <w:pPr>
-              <w:pStyle w:val="Compact"/>
-            </w:pPr>
-            <w:r>
-              <w:t xml:space="preserve">5</w:t>
-            </w:r>
-          </w:p>
-        </w:tc>
-        <w:tc>
-          <w:tcPr/>
-          <w:p>
-            <w:pPr>
-              <w:pStyle w:val="Compact"/>
-            </w:pPr>
-            <w:r>
-              <w:t xml:space="preserve">Can AI-powered training programs fully replace traditional two-week onboarding programs?</w:t>
-            </w:r>
-          </w:p>
-        </w:tc>
-        <w:tc>
-          <w:tcPr/>
-          <w:p>
-            <w:pPr>
-              <w:pStyle w:val="Compact"/>
-            </w:pPr>
-            <w:r>
-              <w:t xml:space="preserve">AI can personalize learning paths, adapt to individual pace, and deliver training more efficiently than standardized programs</w:t>
-            </w:r>
-          </w:p>
-        </w:tc>
-        <w:tc>
-          <w:tcPr/>
-          <w:p>
-            <w:pPr>
-              <w:pStyle w:val="Compact"/>
-            </w:pPr>
-            <w:r>
-              <w:t xml:space="preserve">Human connection, mentorship, and cultural immersion during onboarding cannot be replicated by AI</w:t>
-            </w:r>
-          </w:p>
-        </w:tc>
-      </w:tr>
-      <w:tr>
-        <w:tc>
-          <w:tcPr/>
-          <w:p>
-            <w:pPr>
-              <w:pStyle w:val="Compact"/>
-            </w:pPr>
-            <w:r>
-              <w:t xml:space="preserve">6</w:t>
-            </w:r>
-          </w:p>
-        </w:tc>
-        <w:tc>
-          <w:tcPr/>
-          <w:p>
-            <w:pPr>
-              <w:pStyle w:val="Compact"/>
-            </w:pPr>
-            <w:r>
-              <w:t xml:space="preserve">If workplace success depends more on relationships than skills, does formal onboarding training even matter?</w:t>
-            </w:r>
-          </w:p>
-        </w:tc>
-        <w:tc>
-          <w:tcPr/>
-          <w:p>
-            <w:pPr>
-              <w:pStyle w:val="Compact"/>
-            </w:pPr>
-            <w:r>
-              <w:t xml:space="preserve">What really determines success is who you know and how well you navigate office politics, not what you learned in training</w:t>
-            </w:r>
-          </w:p>
-        </w:tc>
-        <w:tc>
-          <w:tcPr/>
-          <w:p>
-            <w:pPr>
-              <w:pStyle w:val="Compact"/>
-            </w:pPr>
-            <w:r>
-              <w:t xml:space="preserve">Structured onboarding provides the foundational knowledge and confidence new employees need to build those relationships effectively</w:t>
-            </w:r>
-          </w:p>
-        </w:tc>
-      </w:tr>
-    </w:tbl>
-    <w:p>
-      <w:pPr>
-        <w:pStyle w:val="BodyText"/>
-      </w:pPr>
-      <w:r>
-        <w:rPr>
-          <w:b/>
-          <w:bCs/>
-        </w:rPr>
-        <w:t xml:space="preserve">Our team’s selected topics:</w:t>
       </w:r>
     </w:p>
     <w:tbl>
@@ -1242,40 +971,35 @@
           <w:insideH w:val="single" w:sz="4" w:space="0" w:color="000000"/>
           <w:insideV w:val="single" w:sz="4" w:space="0" w:color="000000"/>
         </w:tblBorders>
+        <w:tblLayout w:type="fixed"/>
       </w:tblPr>
       <w:tblGrid>
-        <w:gridCol w:w="2640"/>
-        <w:gridCol w:w="2640"/>
-        <w:gridCol w:w="2640"/>
+        <w:gridCol w:w="2340"/>
+        <w:gridCol w:w="2340"/>
+        <w:gridCol w:w="2340"/>
+        <w:gridCol w:w="2340"/>
       </w:tblGrid>
       <w:tr>
         <w:trPr>
           <w:tblHeader w:val="on"/>
         </w:trPr>
         <w:tc>
-          <w:tcPr/>
-          <w:p>
-            <w:pPr>
-              <w:pStyle w:val="Compact"/>
-            </w:pPr>
-            <w:r>
-              <w:t xml:space="preserve">Order</w:t>
-            </w:r>
-          </w:p>
-        </w:tc>
-        <w:tc>
-          <w:tcPr/>
-          <w:p>
-            <w:pPr>
-              <w:pStyle w:val="Compact"/>
-            </w:pPr>
-            <w:r>
-              <w:t xml:space="preserve">Topic #</w:t>
-            </w:r>
-          </w:p>
-        </w:tc>
-        <w:tc>
-          <w:tcPr/>
+          <w:tcPr>
+            <w:tcW w:type="dxa" w:w="2340"/>
+          </w:tcPr>
+          <w:p>
+            <w:pPr>
+              <w:pStyle w:val="Compact"/>
+            </w:pPr>
+            <w:r>
+              <w:t xml:space="preserve">#</w:t>
+            </w:r>
+          </w:p>
+        </w:tc>
+        <w:tc>
+          <w:tcPr>
+            <w:tcW w:type="dxa" w:w="2340"/>
+          </w:tcPr>
           <w:p>
             <w:pPr>
               <w:pStyle w:val="Compact"/>
@@ -1285,263 +1009,368 @@
             </w:r>
           </w:p>
         </w:tc>
-      </w:tr>
-      <w:tr>
-        <w:tc>
-          <w:tcPr/>
-          <w:p>
-            <w:pPr>
-              <w:pStyle w:val="Compact"/>
-            </w:pPr>
-            <w:r>
-              <w:t xml:space="preserve">Round 1</w:t>
-            </w:r>
-          </w:p>
-        </w:tc>
-        <w:tc>
-          <w:tcPr/>
-          <w:p>
-            <w:pPr>
-              <w:pStyle w:val="Compact"/>
-            </w:pPr>
-          </w:p>
-        </w:tc>
-        <w:tc>
-          <w:tcPr/>
-          <w:p>
-            <w:pPr>
-              <w:pStyle w:val="Compact"/>
-            </w:pPr>
-          </w:p>
-        </w:tc>
-      </w:tr>
-      <w:tr>
-        <w:tc>
-          <w:tcPr/>
-          <w:p>
-            <w:pPr>
-              <w:pStyle w:val="Compact"/>
-            </w:pPr>
-            <w:r>
-              <w:t xml:space="preserve">Round 2</w:t>
-            </w:r>
-          </w:p>
-        </w:tc>
-        <w:tc>
-          <w:tcPr/>
-          <w:p>
-            <w:pPr>
-              <w:pStyle w:val="Compact"/>
-            </w:pPr>
-          </w:p>
-        </w:tc>
-        <w:tc>
-          <w:tcPr/>
-          <w:p>
-            <w:pPr>
-              <w:pStyle w:val="Compact"/>
-            </w:pPr>
+        <w:tc>
+          <w:tcPr>
+            <w:tcW w:type="dxa" w:w="2340"/>
+          </w:tcPr>
+          <w:p>
+            <w:pPr>
+              <w:pStyle w:val="Compact"/>
+            </w:pPr>
+            <w:r>
+              <w:t xml:space="preserve">Agree</w:t>
+            </w:r>
+          </w:p>
+        </w:tc>
+        <w:tc>
+          <w:tcPr>
+            <w:tcW w:type="dxa" w:w="2340"/>
+          </w:tcPr>
+          <w:p>
+            <w:pPr>
+              <w:pStyle w:val="Compact"/>
+            </w:pPr>
+            <w:r>
+              <w:t xml:space="preserve">Disagree</w:t>
+            </w:r>
+          </w:p>
+        </w:tc>
+      </w:tr>
+      <w:tr>
+        <w:tc>
+          <w:tcPr>
+            <w:tcW w:type="dxa" w:w="2340"/>
+          </w:tcPr>
+          <w:p>
+            <w:pPr>
+              <w:pStyle w:val="Compact"/>
+            </w:pPr>
+            <w:r>
+              <w:t xml:space="preserve">1</w:t>
+            </w:r>
+          </w:p>
+        </w:tc>
+        <w:tc>
+          <w:tcPr>
+            <w:tcW w:type="dxa" w:w="2340"/>
+          </w:tcPr>
+          <w:p>
+            <w:pPr>
+              <w:pStyle w:val="Compact"/>
+            </w:pPr>
+            <w:r>
+              <w:t xml:space="preserve">Should companies be allowed to analyze employee emails without individual consent if it improves training programs?</w:t>
+            </w:r>
+          </w:p>
+        </w:tc>
+        <w:tc>
+          <w:tcPr>
+            <w:tcW w:type="dxa" w:w="2340"/>
+          </w:tcPr>
+          <w:p>
+            <w:pPr>
+              <w:pStyle w:val="Compact"/>
+            </w:pPr>
+            <w:r>
+              <w:t xml:space="preserve">Organizations have a legitimate need to use all available data to improve workforce development</w:t>
+            </w:r>
+          </w:p>
+        </w:tc>
+        <w:tc>
+          <w:tcPr>
+            <w:tcW w:type="dxa" w:w="2340"/>
+          </w:tcPr>
+          <w:p>
+            <w:pPr>
+              <w:pStyle w:val="Compact"/>
+            </w:pPr>
+            <w:r>
+              <w:t xml:space="preserve">Employees have a right to privacy, and email analysis without consent crosses an ethical line</w:t>
+            </w:r>
+          </w:p>
+        </w:tc>
+      </w:tr>
+      <w:tr>
+        <w:tc>
+          <w:tcPr>
+            <w:tcW w:type="dxa" w:w="2340"/>
+          </w:tcPr>
+          <w:p>
+            <w:pPr>
+              <w:pStyle w:val="Compact"/>
+            </w:pPr>
+            <w:r>
+              <w:t xml:space="preserve">2</w:t>
+            </w:r>
+          </w:p>
+        </w:tc>
+        <w:tc>
+          <w:tcPr>
+            <w:tcW w:type="dxa" w:w="2340"/>
+          </w:tcPr>
+          <w:p>
+            <w:pPr>
+              <w:pStyle w:val="Compact"/>
+            </w:pPr>
+            <w:r>
+              <w:t xml:space="preserve">Are AI-generated job descriptions more accurate than those written by managers?</w:t>
+            </w:r>
+          </w:p>
+        </w:tc>
+        <w:tc>
+          <w:tcPr>
+            <w:tcW w:type="dxa" w:w="2340"/>
+          </w:tcPr>
+          <w:p>
+            <w:pPr>
+              <w:pStyle w:val="Compact"/>
+            </w:pPr>
+            <w:r>
+              <w:t xml:space="preserve">AI can identify patterns across thousands of roles and remove individual bias from job descriptions</w:t>
+            </w:r>
+          </w:p>
+        </w:tc>
+        <w:tc>
+          <w:tcPr>
+            <w:tcW w:type="dxa" w:w="2340"/>
+          </w:tcPr>
+          <w:p>
+            <w:pPr>
+              <w:pStyle w:val="Compact"/>
+            </w:pPr>
+            <w:r>
+              <w:t xml:space="preserve">Managers understand the nuances, culture, and unwritten aspects of roles that AI cannot capture</w:t>
+            </w:r>
+          </w:p>
+        </w:tc>
+      </w:tr>
+      <w:tr>
+        <w:tc>
+          <w:tcPr>
+            <w:tcW w:type="dxa" w:w="2340"/>
+          </w:tcPr>
+          <w:p>
+            <w:pPr>
+              <w:pStyle w:val="Compact"/>
+            </w:pPr>
+            <w:r>
+              <w:t xml:space="preserve">3</w:t>
+            </w:r>
+          </w:p>
+        </w:tc>
+        <w:tc>
+          <w:tcPr>
+            <w:tcW w:type="dxa" w:w="2340"/>
+          </w:tcPr>
+          <w:p>
+            <w:pPr>
+              <w:pStyle w:val="Compact"/>
+            </w:pPr>
+            <w:r>
+              <w:t xml:space="preserve">Is heavy reliance on a few key employees a sign of leadership failure?</w:t>
+            </w:r>
+          </w:p>
+        </w:tc>
+        <w:tc>
+          <w:tcPr>
+            <w:tcW w:type="dxa" w:w="2340"/>
+          </w:tcPr>
+          <w:p>
+            <w:pPr>
+              <w:pStyle w:val="Compact"/>
+            </w:pPr>
+            <w:r>
+              <w:t xml:space="preserve">Good leaders build systems and develop talent so no single person is indispensable</w:t>
+            </w:r>
+          </w:p>
+        </w:tc>
+        <w:tc>
+          <w:tcPr>
+            <w:tcW w:type="dxa" w:w="2340"/>
+          </w:tcPr>
+          <w:p>
+            <w:pPr>
+              <w:pStyle w:val="Compact"/>
+            </w:pPr>
+            <w:r>
+              <w:t xml:space="preserve">Some roles naturally require specialized expertise, and retaining key talent is a leadership strength</w:t>
+            </w:r>
+          </w:p>
+        </w:tc>
+      </w:tr>
+      <w:tr>
+        <w:tc>
+          <w:tcPr>
+            <w:tcW w:type="dxa" w:w="2340"/>
+          </w:tcPr>
+          <w:p>
+            <w:pPr>
+              <w:pStyle w:val="Compact"/>
+            </w:pPr>
+            <w:r>
+              <w:t xml:space="preserve">4</w:t>
+            </w:r>
+          </w:p>
+        </w:tc>
+        <w:tc>
+          <w:tcPr>
+            <w:tcW w:type="dxa" w:w="2340"/>
+          </w:tcPr>
+          <w:p>
+            <w:pPr>
+              <w:pStyle w:val="Compact"/>
+            </w:pPr>
+            <w:r>
+              <w:t xml:space="preserve">Should companies implement real-time email monitoring to identify training needs as they emerge?</w:t>
+            </w:r>
+          </w:p>
+        </w:tc>
+        <w:tc>
+          <w:tcPr>
+            <w:tcW w:type="dxa" w:w="2340"/>
+          </w:tcPr>
+          <w:p>
+            <w:pPr>
+              <w:pStyle w:val="Compact"/>
+            </w:pPr>
+            <w:r>
+              <w:t xml:space="preserve">Real-time insights allow organizations to address skill gaps immediately rather than waiting for annual reviews</w:t>
+            </w:r>
+          </w:p>
+        </w:tc>
+        <w:tc>
+          <w:tcPr>
+            <w:tcW w:type="dxa" w:w="2340"/>
+          </w:tcPr>
+          <w:p>
+            <w:pPr>
+              <w:pStyle w:val="Compact"/>
+            </w:pPr>
+            <w:r>
+              <w:t xml:space="preserve">Constant monitoring creates a surveillance culture that destroys trust and psychological safety</w:t>
+            </w:r>
+          </w:p>
+        </w:tc>
+      </w:tr>
+      <w:tr>
+        <w:tc>
+          <w:tcPr>
+            <w:tcW w:type="dxa" w:w="2340"/>
+          </w:tcPr>
+          <w:p>
+            <w:pPr>
+              <w:pStyle w:val="Compact"/>
+            </w:pPr>
+            <w:r>
+              <w:t xml:space="preserve">5</w:t>
+            </w:r>
+          </w:p>
+        </w:tc>
+        <w:tc>
+          <w:tcPr>
+            <w:tcW w:type="dxa" w:w="2340"/>
+          </w:tcPr>
+          <w:p>
+            <w:pPr>
+              <w:pStyle w:val="Compact"/>
+            </w:pPr>
+            <w:r>
+              <w:t xml:space="preserve">Can AI-powered training programs fully replace traditional two-week onboarding programs?</w:t>
+            </w:r>
+          </w:p>
+        </w:tc>
+        <w:tc>
+          <w:tcPr>
+            <w:tcW w:type="dxa" w:w="2340"/>
+          </w:tcPr>
+          <w:p>
+            <w:pPr>
+              <w:pStyle w:val="Compact"/>
+            </w:pPr>
+            <w:r>
+              <w:t xml:space="preserve">AI can personalize learning paths, adapt to individual pace, and deliver training more efficiently than standardized programs</w:t>
+            </w:r>
+          </w:p>
+        </w:tc>
+        <w:tc>
+          <w:tcPr>
+            <w:tcW w:type="dxa" w:w="2340"/>
+          </w:tcPr>
+          <w:p>
+            <w:pPr>
+              <w:pStyle w:val="Compact"/>
+            </w:pPr>
+            <w:r>
+              <w:t xml:space="preserve">Human connection, mentorship, and cultural immersion during onboarding cannot be replicated by AI</w:t>
+            </w:r>
+          </w:p>
+        </w:tc>
+      </w:tr>
+      <w:tr>
+        <w:tc>
+          <w:tcPr>
+            <w:tcW w:type="dxa" w:w="2340"/>
+          </w:tcPr>
+          <w:p>
+            <w:pPr>
+              <w:pStyle w:val="Compact"/>
+            </w:pPr>
+            <w:r>
+              <w:t xml:space="preserve">6</w:t>
+            </w:r>
+          </w:p>
+        </w:tc>
+        <w:tc>
+          <w:tcPr>
+            <w:tcW w:type="dxa" w:w="2340"/>
+          </w:tcPr>
+          <w:p>
+            <w:pPr>
+              <w:pStyle w:val="Compact"/>
+            </w:pPr>
+            <w:r>
+              <w:t xml:space="preserve">If workplace success depends more on relationships than skills, does formal onboarding training even matter?</w:t>
+            </w:r>
+          </w:p>
+        </w:tc>
+        <w:tc>
+          <w:tcPr>
+            <w:tcW w:type="dxa" w:w="2340"/>
+          </w:tcPr>
+          <w:p>
+            <w:pPr>
+              <w:pStyle w:val="Compact"/>
+            </w:pPr>
+            <w:r>
+              <w:t xml:space="preserve">What really determines success is who you know and how well you navigate office politics, not what you learned in training</w:t>
+            </w:r>
+          </w:p>
+        </w:tc>
+        <w:tc>
+          <w:tcPr>
+            <w:tcW w:type="dxa" w:w="2340"/>
+          </w:tcPr>
+          <w:p>
+            <w:pPr>
+              <w:pStyle w:val="Compact"/>
+            </w:pPr>
+            <w:r>
+              <w:t xml:space="preserve">Structured onboarding provides the foundational knowledge and confidence new employees need to build those relationships effectively</w:t>
+            </w:r>
           </w:p>
         </w:tc>
       </w:tr>
     </w:tbl>
     <w:p>
-      <w:r>
-        <w:pict>
-          <v:rect style="width:0;height:1.5pt" o:hralign="center" o:hrstd="t" o:hr="t"/>
-        </w:pict>
-      </w:r>
-    </w:p>
-    <w:bookmarkEnd w:id="16"/>
-    <w:bookmarkStart w:id="17" w:name="minutes-individual-brainstorming"/>
-    <w:p>
-      <w:pPr>
-        <w:pStyle w:val="Heading3"/>
-      </w:pPr>
-      <w:r>
-        <w:t xml:space="preserve">[6 minutes] Individual Brainstorming</w:t>
-      </w:r>
-    </w:p>
-    <w:p>
-      <w:pPr>
-        <w:pStyle w:val="FirstParagraph"/>
-      </w:pPr>
-      <w:r>
-        <w:t xml:space="preserve">Take out a piece of paper and brainstorm your arguments individually for 6 minutes. Think about arguments for</w:t>
-      </w:r>
-      <w:r>
-        <w:t xml:space="preserve"> </w:t>
-      </w:r>
+      <w:pPr>
+        <w:pStyle w:val="BodyText"/>
+      </w:pPr>
       <w:r>
         <w:rPr>
           <w:b/>
           <w:bCs/>
         </w:rPr>
-        <w:t xml:space="preserve">both</w:t>
-      </w:r>
-      <w:r>
-        <w:t xml:space="preserve"> </w:t>
-      </w:r>
-      <w:r>
-        <w:t xml:space="preserve">sides, since you will argue from each perspective.</w:t>
-      </w:r>
-    </w:p>
-    <w:p>
-      <w:pPr>
-        <w:pStyle w:val="BlockText"/>
-      </w:pPr>
-      <w:r>
-        <w:rPr>
-          <w:b/>
-          <w:bCs/>
-        </w:rPr>
-        <w:t xml:space="preserve">No smartphones or laptops allowed</w:t>
-      </w:r>
-      <w:r>
-        <w:t xml:space="preserve"> </w:t>
-      </w:r>
-      <w:r>
-        <w:t xml:space="preserve">during brainstorming (except for the Notetaker).</w:t>
-      </w:r>
-    </w:p>
-    <w:p>
-      <w:r>
-        <w:pict>
-          <v:rect style="width:0;height:1.5pt" o:hralign="center" o:hrstd="t" o:hr="t"/>
-        </w:pict>
-      </w:r>
-    </w:p>
-    <w:bookmarkEnd w:id="17"/>
-    <w:bookmarkEnd w:id="18"/>
-    <w:bookmarkStart w:id="24" w:name="X58495c7a2de5da5245f311f82bdaad745078221"/>
-    <w:p>
-      <w:pPr>
-        <w:pStyle w:val="Heading2"/>
-      </w:pPr>
-      <w:r>
-        <w:t xml:space="preserve">Convince Your Partner Rounds [14 minutes total]</w:t>
-      </w:r>
-    </w:p>
-    <w:p>
-      <w:pPr>
-        <w:pStyle w:val="FirstParagraph"/>
-      </w:pPr>
-      <w:r>
-        <w:t xml:space="preserve">Each round follows this structure (7 min per round):</w:t>
-      </w:r>
-      <w:r>
-        <w:t xml:space="preserve"> </w:t>
-      </w:r>
-      <w:r>
-        <w:t xml:space="preserve">1.</w:t>
-      </w:r>
-      <w:r>
-        <w:t xml:space="preserve"> </w:t>
-      </w:r>
-      <w:r>
-        <w:rPr>
-          <w:b/>
-          <w:bCs/>
-        </w:rPr>
-        <w:t xml:space="preserve">Partner A persuades</w:t>
-      </w:r>
-      <w:r>
-        <w:t xml:space="preserve"> </w:t>
-      </w:r>
-      <w:r>
-        <w:t xml:space="preserve">Partner B (2 min)</w:t>
-      </w:r>
-      <w:r>
-        <w:t xml:space="preserve"> </w:t>
-      </w:r>
-      <w:r>
-        <w:t xml:space="preserve">2.</w:t>
-      </w:r>
-      <w:r>
-        <w:t xml:space="preserve"> </w:t>
-      </w:r>
-      <w:r>
-        <w:rPr>
-          <w:b/>
-          <w:bCs/>
-        </w:rPr>
-        <w:t xml:space="preserve">Partner B persuades</w:t>
-      </w:r>
-      <w:r>
-        <w:t xml:space="preserve"> </w:t>
-      </w:r>
-      <w:r>
-        <w:t xml:space="preserve">Partner A (2 min)</w:t>
-      </w:r>
-      <w:r>
-        <w:t xml:space="preserve"> </w:t>
-      </w:r>
-      <w:r>
-        <w:t xml:space="preserve">3.</w:t>
-      </w:r>
-      <w:r>
-        <w:t xml:space="preserve"> </w:t>
-      </w:r>
-      <w:r>
-        <w:rPr>
-          <w:b/>
-          <w:bCs/>
-        </w:rPr>
-        <w:t xml:space="preserve">Debrief</w:t>
-      </w:r>
-      <w:r>
-        <w:t xml:space="preserve"> </w:t>
-      </w:r>
-      <w:r>
-        <w:t xml:space="preserve">as a pair and share with the group (3 min)</w:t>
-      </w:r>
-    </w:p>
-    <w:p>
-      <w:pPr>
-        <w:pStyle w:val="BodyText"/>
-      </w:pPr>
-      <w:r>
-        <w:t xml:space="preserve">Roles swap</w:t>
-      </w:r>
-      <w:r>
-        <w:t xml:space="preserve"> </w:t>
-      </w:r>
-      <w:r>
-        <w:rPr>
-          <w:b/>
-          <w:bCs/>
-        </w:rPr>
-        <w:t xml:space="preserve">between</w:t>
-      </w:r>
-      <w:r>
-        <w:t xml:space="preserve"> </w:t>
-      </w:r>
-      <w:r>
-        <w:t xml:space="preserve">rounds, not within a round.</w:t>
-      </w:r>
-    </w:p>
-    <w:p>
-      <w:r>
-        <w:pict>
-          <v:rect style="width:0;height:1.5pt" o:hralign="center" o:hrstd="t" o:hr="t"/>
-        </w:pict>
-      </w:r>
-    </w:p>
-    <w:bookmarkStart w:id="19" w:name="round-1-_______________"/>
-    <w:p>
-      <w:pPr>
-        <w:pStyle w:val="Heading3"/>
-      </w:pPr>
-      <w:r>
-        <w:t xml:space="preserve">Round 1: _______________</w:t>
-      </w:r>
-    </w:p>
-    <w:p>
-      <w:pPr>
-        <w:pStyle w:val="FirstParagraph"/>
-      </w:pPr>
-      <w:r>
-        <w:t xml:space="preserve">Partner A = Agree Advocate, Partner B = Disagree Advocate</w:t>
+        <w:t xml:space="preserve">Our team’s selected topics:</w:t>
       </w:r>
     </w:p>
     <w:tbl>
@@ -1557,103 +1386,325 @@
           <w:insideH w:val="single" w:sz="4" w:space="0" w:color="000000"/>
           <w:insideV w:val="single" w:sz="4" w:space="0" w:color="000000"/>
         </w:tblBorders>
+        <w:tblLayout w:type="fixed"/>
       </w:tblPr>
       <w:tblGrid>
-        <w:gridCol w:w="3960"/>
-        <w:gridCol w:w="3960"/>
+        <w:gridCol w:w="3120"/>
+        <w:gridCol w:w="3120"/>
+        <w:gridCol w:w="3120"/>
       </w:tblGrid>
       <w:tr>
         <w:trPr>
           <w:tblHeader w:val="on"/>
         </w:trPr>
         <w:tc>
-          <w:tcPr/>
-          <w:p>
-            <w:pPr>
-              <w:pStyle w:val="Compact"/>
-            </w:pPr>
-            <w:r>
-              <w:t xml:space="preserve">Phase</w:t>
-            </w:r>
-          </w:p>
-        </w:tc>
-        <w:tc>
-          <w:tcPr/>
-          <w:p>
-            <w:pPr>
-              <w:pStyle w:val="Compact"/>
-            </w:pPr>
-            <w:r>
-              <w:t xml:space="preserve">Details</w:t>
-            </w:r>
-          </w:p>
-        </w:tc>
-      </w:tr>
-      <w:tr>
-        <w:tc>
-          <w:tcPr/>
-          <w:p>
-            <w:pPr>
-              <w:pStyle w:val="Compact"/>
-            </w:pPr>
-            <w:r>
-              <w:t xml:space="preserve">Partner A persuades B (2 min)</w:t>
-            </w:r>
-          </w:p>
-        </w:tc>
-        <w:tc>
-          <w:tcPr/>
-          <w:p>
-            <w:pPr>
-              <w:pStyle w:val="Compact"/>
-            </w:pPr>
-            <w:r>
-              <w:t xml:space="preserve">Agree side argues to Disagree</w:t>
-            </w:r>
-          </w:p>
-        </w:tc>
-      </w:tr>
-      <w:tr>
-        <w:tc>
-          <w:tcPr/>
-          <w:p>
-            <w:pPr>
-              <w:pStyle w:val="Compact"/>
-            </w:pPr>
-            <w:r>
-              <w:t xml:space="preserve">Partner B persuades A (2 min)</w:t>
-            </w:r>
-          </w:p>
-        </w:tc>
-        <w:tc>
-          <w:tcPr/>
-          <w:p>
-            <w:pPr>
-              <w:pStyle w:val="Compact"/>
-            </w:pPr>
-            <w:r>
-              <w:t xml:space="preserve">Disagree side argues to Agree</w:t>
-            </w:r>
+          <w:tcPr>
+            <w:tcW w:type="dxa" w:w="3120"/>
+          </w:tcPr>
+          <w:p>
+            <w:pPr>
+              <w:pStyle w:val="Compact"/>
+            </w:pPr>
+            <w:r>
+              <w:t xml:space="preserve">Order</w:t>
+            </w:r>
+          </w:p>
+        </w:tc>
+        <w:tc>
+          <w:tcPr>
+            <w:tcW w:type="dxa" w:w="3120"/>
+          </w:tcPr>
+          <w:p>
+            <w:pPr>
+              <w:pStyle w:val="Compact"/>
+            </w:pPr>
+            <w:r>
+              <w:t xml:space="preserve">Topic #</w:t>
+            </w:r>
+          </w:p>
+        </w:tc>
+        <w:tc>
+          <w:tcPr>
+            <w:tcW w:type="dxa" w:w="3120"/>
+          </w:tcPr>
+          <w:p>
+            <w:pPr>
+              <w:pStyle w:val="Compact"/>
+            </w:pPr>
+            <w:r>
+              <w:t xml:space="preserve">Topic</w:t>
+            </w:r>
+          </w:p>
+        </w:tc>
+      </w:tr>
+      <w:tr>
+        <w:tc>
+          <w:tcPr>
+            <w:tcW w:type="dxa" w:w="3120"/>
+          </w:tcPr>
+          <w:p>
+            <w:pPr>
+              <w:pStyle w:val="Compact"/>
+            </w:pPr>
+            <w:r>
+              <w:t xml:space="preserve">Round 1</w:t>
+            </w:r>
+          </w:p>
+        </w:tc>
+        <w:tc>
+          <w:tcPr>
+            <w:tcW w:type="dxa" w:w="3120"/>
+          </w:tcPr>
+          <w:p>
+            <w:pPr>
+              <w:pStyle w:val="Compact"/>
+            </w:pPr>
+          </w:p>
+        </w:tc>
+        <w:tc>
+          <w:tcPr>
+            <w:tcW w:type="dxa" w:w="3120"/>
+          </w:tcPr>
+          <w:p>
+            <w:pPr>
+              <w:pStyle w:val="Compact"/>
+            </w:pPr>
+          </w:p>
+        </w:tc>
+      </w:tr>
+      <w:tr>
+        <w:tc>
+          <w:tcPr>
+            <w:tcW w:type="dxa" w:w="3120"/>
+          </w:tcPr>
+          <w:p>
+            <w:pPr>
+              <w:pStyle w:val="Compact"/>
+            </w:pPr>
+            <w:r>
+              <w:t xml:space="preserve">Round 2</w:t>
+            </w:r>
+          </w:p>
+        </w:tc>
+        <w:tc>
+          <w:tcPr>
+            <w:tcW w:type="dxa" w:w="3120"/>
+          </w:tcPr>
+          <w:p>
+            <w:pPr>
+              <w:pStyle w:val="Compact"/>
+            </w:pPr>
+          </w:p>
+        </w:tc>
+        <w:tc>
+          <w:tcPr>
+            <w:tcW w:type="dxa" w:w="3120"/>
+          </w:tcPr>
+          <w:p>
+            <w:pPr>
+              <w:pStyle w:val="Compact"/>
+            </w:pPr>
           </w:p>
         </w:tc>
       </w:tr>
     </w:tbl>
     <w:p>
-      <w:pPr>
-        <w:pStyle w:val="BodyText"/>
-      </w:pPr>
+      <w:r>
+        <w:pict>
+          <v:rect style="width:0;height:1.5pt" o:hralign="center" o:hrstd="t" o:hr="t"/>
+        </w:pict>
+      </w:r>
+    </w:p>
+    <w:bookmarkEnd w:id="16"/>
+    <w:bookmarkStart w:id="17" w:name="minutes-individual-brainstorming"/>
+    <w:p>
+      <w:pPr>
+        <w:pStyle w:val="Heading3"/>
+      </w:pPr>
+      <w:r>
+        <w:t xml:space="preserve">[6 minutes] Individual Brainstorming</w:t>
+      </w:r>
+    </w:p>
+    <w:p>
+      <w:pPr>
+        <w:pStyle w:val="FirstParagraph"/>
+      </w:pPr>
+      <w:r>
+        <w:t xml:space="preserve">Take out a piece of paper and brainstorm your arguments individually for 6 minutes. Think about arguments for</w:t>
+      </w:r>
+      <w:r>
+        <w:t xml:space="preserve"> </w:t>
+      </w:r>
       <w:r>
         <w:rPr>
           <w:b/>
           <w:bCs/>
         </w:rPr>
-        <w:t xml:space="preserve">Debrief (3 min):</w:t>
+        <w:t xml:space="preserve">both</w:t>
       </w:r>
       <w:r>
         <w:t xml:space="preserve"> </w:t>
       </w:r>
       <w:r>
-        <w:t xml:space="preserve">Each pair shares with the group.</w:t>
+        <w:t xml:space="preserve">sides, since you will argue from each perspective.</w:t>
+      </w:r>
+    </w:p>
+    <w:p>
+      <w:pPr>
+        <w:pStyle w:val="BlockText"/>
+      </w:pPr>
+      <w:r>
+        <w:rPr>
+          <w:b/>
+          <w:bCs/>
+        </w:rPr>
+        <w:t xml:space="preserve">No smartphones or laptops allowed</w:t>
+      </w:r>
+      <w:r>
+        <w:t xml:space="preserve"> </w:t>
+      </w:r>
+      <w:r>
+        <w:t xml:space="preserve">during brainstorming (except for the Notetaker).</w:t>
+      </w:r>
+    </w:p>
+    <w:p>
+      <w:r>
+        <w:pict>
+          <v:rect style="width:0;height:1.5pt" o:hralign="center" o:hrstd="t" o:hr="t"/>
+        </w:pict>
+      </w:r>
+    </w:p>
+    <w:bookmarkEnd w:id="17"/>
+    <w:bookmarkEnd w:id="18"/>
+    <w:bookmarkStart w:id="24" w:name="X58495c7a2de5da5245f311f82bdaad745078221"/>
+    <w:p>
+      <w:pPr>
+        <w:pStyle w:val="Heading2"/>
+      </w:pPr>
+      <w:r>
+        <w:t xml:space="preserve">Convince Your Partner Rounds [14 minutes total]</w:t>
+      </w:r>
+    </w:p>
+    <w:p>
+      <w:pPr>
+        <w:pStyle w:val="FirstParagraph"/>
+      </w:pPr>
+      <w:r>
+        <w:t xml:space="preserve">Each round follows this structure (7 min per round):</w:t>
+      </w:r>
+      <w:r>
+        <w:t xml:space="preserve"> </w:t>
+      </w:r>
+      <w:r>
+        <w:t xml:space="preserve">1.</w:t>
+      </w:r>
+      <w:r>
+        <w:t xml:space="preserve"> </w:t>
+      </w:r>
+      <w:r>
+        <w:rPr>
+          <w:b/>
+          <w:bCs/>
+        </w:rPr>
+        <w:t xml:space="preserve">Partner A persuades</w:t>
+      </w:r>
+      <w:r>
+        <w:t xml:space="preserve"> </w:t>
+      </w:r>
+      <w:r>
+        <w:t xml:space="preserve">Partner B (2 min)</w:t>
+      </w:r>
+      <w:r>
+        <w:t xml:space="preserve"> </w:t>
+      </w:r>
+      <w:r>
+        <w:t xml:space="preserve">2.</w:t>
+      </w:r>
+      <w:r>
+        <w:t xml:space="preserve"> </w:t>
+      </w:r>
+      <w:r>
+        <w:rPr>
+          <w:b/>
+          <w:bCs/>
+        </w:rPr>
+        <w:t xml:space="preserve">Partner B persuades</w:t>
+      </w:r>
+      <w:r>
+        <w:t xml:space="preserve"> </w:t>
+      </w:r>
+      <w:r>
+        <w:t xml:space="preserve">Partner A (2 min)</w:t>
+      </w:r>
+      <w:r>
+        <w:t xml:space="preserve"> </w:t>
+      </w:r>
+      <w:r>
+        <w:t xml:space="preserve">3.</w:t>
+      </w:r>
+      <w:r>
+        <w:t xml:space="preserve"> </w:t>
+      </w:r>
+      <w:r>
+        <w:rPr>
+          <w:b/>
+          <w:bCs/>
+        </w:rPr>
+        <w:t xml:space="preserve">Debrief</w:t>
+      </w:r>
+      <w:r>
+        <w:t xml:space="preserve"> </w:t>
+      </w:r>
+      <w:r>
+        <w:t xml:space="preserve">as a pair and share with the group (3 min)</w:t>
+      </w:r>
+    </w:p>
+    <w:p>
+      <w:pPr>
+        <w:pStyle w:val="BodyText"/>
+      </w:pPr>
+      <w:r>
+        <w:t xml:space="preserve">Roles swap</w:t>
+      </w:r>
+      <w:r>
+        <w:t xml:space="preserve"> </w:t>
+      </w:r>
+      <w:r>
+        <w:rPr>
+          <w:b/>
+          <w:bCs/>
+        </w:rPr>
+        <w:t xml:space="preserve">between</w:t>
+      </w:r>
+      <w:r>
+        <w:t xml:space="preserve"> </w:t>
+      </w:r>
+      <w:r>
+        <w:t xml:space="preserve">rounds, not within a round.</w:t>
+      </w:r>
+    </w:p>
+    <w:p>
+      <w:r>
+        <w:pict>
+          <v:rect style="width:0;height:1.5pt" o:hralign="center" o:hrstd="t" o:hr="t"/>
+        </w:pict>
+      </w:r>
+    </w:p>
+    <w:bookmarkStart w:id="19" w:name="round-1-_______________"/>
+    <w:p>
+      <w:pPr>
+        <w:pStyle w:val="Heading3"/>
+      </w:pPr>
+      <w:r>
+        <w:t xml:space="preserve">Round 1: _______________</w:t>
+      </w:r>
+    </w:p>
+    <w:p>
+      <w:pPr>
+        <w:pStyle w:val="FirstParagraph"/>
+      </w:pPr>
+      <w:r>
+        <w:t xml:space="preserve">Partner A = Agree Advocate, Partner B = Disagree Advocate</w:t>
       </w:r>
     </w:p>
     <w:tbl>
@@ -1669,135 +1720,116 @@
           <w:insideH w:val="single" w:sz="4" w:space="0" w:color="000000"/>
           <w:insideV w:val="single" w:sz="4" w:space="0" w:color="000000"/>
         </w:tblBorders>
+        <w:tblLayout w:type="fixed"/>
       </w:tblPr>
       <w:tblGrid>
-        <w:gridCol w:w="3960"/>
-        <w:gridCol w:w="3960"/>
+        <w:gridCol w:w="4680"/>
+        <w:gridCol w:w="4680"/>
       </w:tblGrid>
       <w:tr>
         <w:trPr>
           <w:tblHeader w:val="on"/>
         </w:trPr>
         <w:tc>
-          <w:tcPr/>
-          <w:p>
-            <w:pPr>
-              <w:pStyle w:val="Compact"/>
-            </w:pPr>
-            <w:r>
-              <w:t xml:space="preserve">Pair</w:t>
-            </w:r>
-          </w:p>
-        </w:tc>
-        <w:tc>
-          <w:tcPr/>
-          <w:p>
-            <w:pPr>
-              <w:pStyle w:val="Compact"/>
-            </w:pPr>
-            <w:r>
-              <w:t xml:space="preserve">What was the most convincing argument?</w:t>
-            </w:r>
-          </w:p>
-        </w:tc>
-      </w:tr>
-      <w:tr>
-        <w:tc>
-          <w:tcPr/>
-          <w:p>
-            <w:pPr>
-              <w:pStyle w:val="Compact"/>
-            </w:pPr>
-            <w:r>
-              <w:t xml:space="preserve">Pair 1</w:t>
-            </w:r>
-          </w:p>
-        </w:tc>
-        <w:tc>
-          <w:tcPr/>
-          <w:p>
-            <w:pPr>
-              <w:pStyle w:val="Compact"/>
-            </w:pPr>
-          </w:p>
-        </w:tc>
-      </w:tr>
-      <w:tr>
-        <w:tc>
-          <w:tcPr/>
-          <w:p>
-            <w:pPr>
-              <w:pStyle w:val="Compact"/>
-            </w:pPr>
-            <w:r>
-              <w:t xml:space="preserve">Pair 2</w:t>
-            </w:r>
-          </w:p>
-        </w:tc>
-        <w:tc>
-          <w:tcPr/>
-          <w:p>
-            <w:pPr>
-              <w:pStyle w:val="Compact"/>
-            </w:pPr>
-          </w:p>
-        </w:tc>
-      </w:tr>
-      <w:tr>
-        <w:tc>
-          <w:tcPr/>
-          <w:p>
-            <w:pPr>
-              <w:pStyle w:val="Compact"/>
-            </w:pPr>
-            <w:r>
-              <w:t xml:space="preserve">Pair 3</w:t>
-            </w:r>
-          </w:p>
-        </w:tc>
-        <w:tc>
-          <w:tcPr/>
-          <w:p>
-            <w:pPr>
-              <w:pStyle w:val="Compact"/>
-            </w:pPr>
+          <w:tcPr>
+            <w:tcW w:type="dxa" w:w="4680"/>
+          </w:tcPr>
+          <w:p>
+            <w:pPr>
+              <w:pStyle w:val="Compact"/>
+            </w:pPr>
+            <w:r>
+              <w:t xml:space="preserve">Phase</w:t>
+            </w:r>
+          </w:p>
+        </w:tc>
+        <w:tc>
+          <w:tcPr>
+            <w:tcW w:type="dxa" w:w="4680"/>
+          </w:tcPr>
+          <w:p>
+            <w:pPr>
+              <w:pStyle w:val="Compact"/>
+            </w:pPr>
+            <w:r>
+              <w:t xml:space="preserve">Details</w:t>
+            </w:r>
+          </w:p>
+        </w:tc>
+      </w:tr>
+      <w:tr>
+        <w:tc>
+          <w:tcPr>
+            <w:tcW w:type="dxa" w:w="4680"/>
+          </w:tcPr>
+          <w:p>
+            <w:pPr>
+              <w:pStyle w:val="Compact"/>
+            </w:pPr>
+            <w:r>
+              <w:t xml:space="preserve">Partner A persuades B (2 min)</w:t>
+            </w:r>
+          </w:p>
+        </w:tc>
+        <w:tc>
+          <w:tcPr>
+            <w:tcW w:type="dxa" w:w="4680"/>
+          </w:tcPr>
+          <w:p>
+            <w:pPr>
+              <w:pStyle w:val="Compact"/>
+            </w:pPr>
+            <w:r>
+              <w:t xml:space="preserve">Agree side argues to Disagree</w:t>
+            </w:r>
+          </w:p>
+        </w:tc>
+      </w:tr>
+      <w:tr>
+        <w:tc>
+          <w:tcPr>
+            <w:tcW w:type="dxa" w:w="4680"/>
+          </w:tcPr>
+          <w:p>
+            <w:pPr>
+              <w:pStyle w:val="Compact"/>
+            </w:pPr>
+            <w:r>
+              <w:t xml:space="preserve">Partner B persuades A (2 min)</w:t>
+            </w:r>
+          </w:p>
+        </w:tc>
+        <w:tc>
+          <w:tcPr>
+            <w:tcW w:type="dxa" w:w="4680"/>
+          </w:tcPr>
+          <w:p>
+            <w:pPr>
+              <w:pStyle w:val="Compact"/>
+            </w:pPr>
+            <w:r>
+              <w:t xml:space="preserve">Disagree side argues to Agree</w:t>
+            </w:r>
           </w:p>
         </w:tc>
       </w:tr>
     </w:tbl>
     <w:p>
-      <w:r>
-        <w:pict>
-          <v:rect style="width:0;height:1.5pt" o:hralign="center" o:hrstd="t" o:hr="t"/>
-        </w:pict>
-      </w:r>
-    </w:p>
-    <w:bookmarkEnd w:id="19"/>
-    <w:bookmarkStart w:id="20" w:name="round-2-_______________"/>
-    <w:p>
-      <w:pPr>
-        <w:pStyle w:val="Heading3"/>
-      </w:pPr>
-      <w:r>
-        <w:t xml:space="preserve">Round 2: _______________</w:t>
-      </w:r>
-    </w:p>
-    <w:p>
-      <w:pPr>
-        <w:pStyle w:val="FirstParagraph"/>
+      <w:pPr>
+        <w:pStyle w:val="BodyText"/>
       </w:pPr>
       <w:r>
         <w:rPr>
           <w:b/>
           <w:bCs/>
         </w:rPr>
-        <w:t xml:space="preserve">Roles swap:</w:t>
+        <w:t xml:space="preserve">Debrief (3 min):</w:t>
       </w:r>
       <w:r>
         <w:t xml:space="preserve"> </w:t>
       </w:r>
       <w:r>
-        <w:t xml:space="preserve">Partner A = Disagree Advocate, Partner B = Agree Advocate</w:t>
+        <w:t xml:space="preserve">Each pair shares with the group.</w:t>
       </w:r>
     </w:p>
     <w:tbl>
@@ -1813,103 +1845,152 @@
           <w:insideH w:val="single" w:sz="4" w:space="0" w:color="000000"/>
           <w:insideV w:val="single" w:sz="4" w:space="0" w:color="000000"/>
         </w:tblBorders>
+        <w:tblLayout w:type="fixed"/>
       </w:tblPr>
       <w:tblGrid>
-        <w:gridCol w:w="3960"/>
-        <w:gridCol w:w="3960"/>
+        <w:gridCol w:w="4680"/>
+        <w:gridCol w:w="4680"/>
       </w:tblGrid>
       <w:tr>
         <w:trPr>
           <w:tblHeader w:val="on"/>
         </w:trPr>
         <w:tc>
-          <w:tcPr/>
-          <w:p>
-            <w:pPr>
-              <w:pStyle w:val="Compact"/>
-            </w:pPr>
-            <w:r>
-              <w:t xml:space="preserve">Phase</w:t>
-            </w:r>
-          </w:p>
-        </w:tc>
-        <w:tc>
-          <w:tcPr/>
-          <w:p>
-            <w:pPr>
-              <w:pStyle w:val="Compact"/>
-            </w:pPr>
-            <w:r>
-              <w:t xml:space="preserve">Details</w:t>
-            </w:r>
-          </w:p>
-        </w:tc>
-      </w:tr>
-      <w:tr>
-        <w:tc>
-          <w:tcPr/>
-          <w:p>
-            <w:pPr>
-              <w:pStyle w:val="Compact"/>
-            </w:pPr>
-            <w:r>
-              <w:t xml:space="preserve">Partner A persuades B (2 min)</w:t>
-            </w:r>
-          </w:p>
-        </w:tc>
-        <w:tc>
-          <w:tcPr/>
-          <w:p>
-            <w:pPr>
-              <w:pStyle w:val="Compact"/>
-            </w:pPr>
-            <w:r>
-              <w:t xml:space="preserve">Disagree side argues to Agree</w:t>
-            </w:r>
-          </w:p>
-        </w:tc>
-      </w:tr>
-      <w:tr>
-        <w:tc>
-          <w:tcPr/>
-          <w:p>
-            <w:pPr>
-              <w:pStyle w:val="Compact"/>
-            </w:pPr>
-            <w:r>
-              <w:t xml:space="preserve">Partner B persuades A (2 min)</w:t>
-            </w:r>
-          </w:p>
-        </w:tc>
-        <w:tc>
-          <w:tcPr/>
-          <w:p>
-            <w:pPr>
-              <w:pStyle w:val="Compact"/>
-            </w:pPr>
-            <w:r>
-              <w:t xml:space="preserve">Agree side argues to Disagree</w:t>
-            </w:r>
+          <w:tcPr>
+            <w:tcW w:type="dxa" w:w="4680"/>
+          </w:tcPr>
+          <w:p>
+            <w:pPr>
+              <w:pStyle w:val="Compact"/>
+            </w:pPr>
+            <w:r>
+              <w:t xml:space="preserve">Pair</w:t>
+            </w:r>
+          </w:p>
+        </w:tc>
+        <w:tc>
+          <w:tcPr>
+            <w:tcW w:type="dxa" w:w="4680"/>
+          </w:tcPr>
+          <w:p>
+            <w:pPr>
+              <w:pStyle w:val="Compact"/>
+            </w:pPr>
+            <w:r>
+              <w:t xml:space="preserve">What was the most convincing argument?</w:t>
+            </w:r>
+          </w:p>
+        </w:tc>
+      </w:tr>
+      <w:tr>
+        <w:tc>
+          <w:tcPr>
+            <w:tcW w:type="dxa" w:w="4680"/>
+          </w:tcPr>
+          <w:p>
+            <w:pPr>
+              <w:pStyle w:val="Compact"/>
+            </w:pPr>
+            <w:r>
+              <w:t xml:space="preserve">Pair 1</w:t>
+            </w:r>
+          </w:p>
+        </w:tc>
+        <w:tc>
+          <w:tcPr>
+            <w:tcW w:type="dxa" w:w="4680"/>
+          </w:tcPr>
+          <w:p>
+            <w:pPr>
+              <w:pStyle w:val="Compact"/>
+            </w:pPr>
+          </w:p>
+        </w:tc>
+      </w:tr>
+      <w:tr>
+        <w:tc>
+          <w:tcPr>
+            <w:tcW w:type="dxa" w:w="4680"/>
+          </w:tcPr>
+          <w:p>
+            <w:pPr>
+              <w:pStyle w:val="Compact"/>
+            </w:pPr>
+            <w:r>
+              <w:t xml:space="preserve">Pair 2</w:t>
+            </w:r>
+          </w:p>
+        </w:tc>
+        <w:tc>
+          <w:tcPr>
+            <w:tcW w:type="dxa" w:w="4680"/>
+          </w:tcPr>
+          <w:p>
+            <w:pPr>
+              <w:pStyle w:val="Compact"/>
+            </w:pPr>
+          </w:p>
+        </w:tc>
+      </w:tr>
+      <w:tr>
+        <w:tc>
+          <w:tcPr>
+            <w:tcW w:type="dxa" w:w="4680"/>
+          </w:tcPr>
+          <w:p>
+            <w:pPr>
+              <w:pStyle w:val="Compact"/>
+            </w:pPr>
+            <w:r>
+              <w:t xml:space="preserve">Pair 3</w:t>
+            </w:r>
+          </w:p>
+        </w:tc>
+        <w:tc>
+          <w:tcPr>
+            <w:tcW w:type="dxa" w:w="4680"/>
+          </w:tcPr>
+          <w:p>
+            <w:pPr>
+              <w:pStyle w:val="Compact"/>
+            </w:pPr>
           </w:p>
         </w:tc>
       </w:tr>
     </w:tbl>
     <w:p>
-      <w:pPr>
-        <w:pStyle w:val="BodyText"/>
+      <w:r>
+        <w:pict>
+          <v:rect style="width:0;height:1.5pt" o:hralign="center" o:hrstd="t" o:hr="t"/>
+        </w:pict>
+      </w:r>
+    </w:p>
+    <w:bookmarkEnd w:id="19"/>
+    <w:bookmarkStart w:id="20" w:name="round-2-_______________"/>
+    <w:p>
+      <w:pPr>
+        <w:pStyle w:val="Heading3"/>
+      </w:pPr>
+      <w:r>
+        <w:t xml:space="preserve">Round 2: _______________</w:t>
+      </w:r>
+    </w:p>
+    <w:p>
+      <w:pPr>
+        <w:pStyle w:val="FirstParagraph"/>
       </w:pPr>
       <w:r>
         <w:rPr>
           <w:b/>
           <w:bCs/>
         </w:rPr>
-        <w:t xml:space="preserve">Debrief (3 min):</w:t>
+        <w:t xml:space="preserve">Roles swap:</w:t>
       </w:r>
       <w:r>
         <w:t xml:space="preserve"> </w:t>
       </w:r>
       <w:r>
-        <w:t xml:space="preserve">Each pair shares with the group.</w:t>
+        <w:t xml:space="preserve">Partner A = Disagree Advocate, Partner B = Agree Advocate</w:t>
       </w:r>
     </w:p>
     <w:tbl>
@@ -1925,117 +2006,116 @@
           <w:insideH w:val="single" w:sz="4" w:space="0" w:color="000000"/>
           <w:insideV w:val="single" w:sz="4" w:space="0" w:color="000000"/>
         </w:tblBorders>
+        <w:tblLayout w:type="fixed"/>
       </w:tblPr>
       <w:tblGrid>
-        <w:gridCol w:w="3960"/>
-        <w:gridCol w:w="3960"/>
+        <w:gridCol w:w="4680"/>
+        <w:gridCol w:w="4680"/>
       </w:tblGrid>
       <w:tr>
         <w:trPr>
           <w:tblHeader w:val="on"/>
         </w:trPr>
         <w:tc>
-          <w:tcPr/>
-          <w:p>
-            <w:pPr>
-              <w:pStyle w:val="Compact"/>
-            </w:pPr>
-            <w:r>
-              <w:t xml:space="preserve">Pair</w:t>
-            </w:r>
-          </w:p>
-        </w:tc>
-        <w:tc>
-          <w:tcPr/>
-          <w:p>
-            <w:pPr>
-              <w:pStyle w:val="Compact"/>
-            </w:pPr>
-            <w:r>
-              <w:t xml:space="preserve">What was the most convincing argument?</w:t>
-            </w:r>
-          </w:p>
-        </w:tc>
-      </w:tr>
-      <w:tr>
-        <w:tc>
-          <w:tcPr/>
-          <w:p>
-            <w:pPr>
-              <w:pStyle w:val="Compact"/>
-            </w:pPr>
-            <w:r>
-              <w:t xml:space="preserve">Pair 1</w:t>
-            </w:r>
-          </w:p>
-        </w:tc>
-        <w:tc>
-          <w:tcPr/>
-          <w:p>
-            <w:pPr>
-              <w:pStyle w:val="Compact"/>
-            </w:pPr>
-          </w:p>
-        </w:tc>
-      </w:tr>
-      <w:tr>
-        <w:tc>
-          <w:tcPr/>
-          <w:p>
-            <w:pPr>
-              <w:pStyle w:val="Compact"/>
-            </w:pPr>
-            <w:r>
-              <w:t xml:space="preserve">Pair 2</w:t>
-            </w:r>
-          </w:p>
-        </w:tc>
-        <w:tc>
-          <w:tcPr/>
-          <w:p>
-            <w:pPr>
-              <w:pStyle w:val="Compact"/>
-            </w:pPr>
-          </w:p>
-        </w:tc>
-      </w:tr>
-      <w:tr>
-        <w:tc>
-          <w:tcPr/>
-          <w:p>
-            <w:pPr>
-              <w:pStyle w:val="Compact"/>
-            </w:pPr>
-            <w:r>
-              <w:t xml:space="preserve">Pair 3</w:t>
-            </w:r>
-          </w:p>
-        </w:tc>
-        <w:tc>
-          <w:tcPr/>
-          <w:p>
-            <w:pPr>
-              <w:pStyle w:val="Compact"/>
-            </w:pPr>
+          <w:tcPr>
+            <w:tcW w:type="dxa" w:w="4680"/>
+          </w:tcPr>
+          <w:p>
+            <w:pPr>
+              <w:pStyle w:val="Compact"/>
+            </w:pPr>
+            <w:r>
+              <w:t xml:space="preserve">Phase</w:t>
+            </w:r>
+          </w:p>
+        </w:tc>
+        <w:tc>
+          <w:tcPr>
+            <w:tcW w:type="dxa" w:w="4680"/>
+          </w:tcPr>
+          <w:p>
+            <w:pPr>
+              <w:pStyle w:val="Compact"/>
+            </w:pPr>
+            <w:r>
+              <w:t xml:space="preserve">Details</w:t>
+            </w:r>
+          </w:p>
+        </w:tc>
+      </w:tr>
+      <w:tr>
+        <w:tc>
+          <w:tcPr>
+            <w:tcW w:type="dxa" w:w="4680"/>
+          </w:tcPr>
+          <w:p>
+            <w:pPr>
+              <w:pStyle w:val="Compact"/>
+            </w:pPr>
+            <w:r>
+              <w:t xml:space="preserve">Partner A persuades B (2 min)</w:t>
+            </w:r>
+          </w:p>
+        </w:tc>
+        <w:tc>
+          <w:tcPr>
+            <w:tcW w:type="dxa" w:w="4680"/>
+          </w:tcPr>
+          <w:p>
+            <w:pPr>
+              <w:pStyle w:val="Compact"/>
+            </w:pPr>
+            <w:r>
+              <w:t xml:space="preserve">Disagree side argues to Agree</w:t>
+            </w:r>
+          </w:p>
+        </w:tc>
+      </w:tr>
+      <w:tr>
+        <w:tc>
+          <w:tcPr>
+            <w:tcW w:type="dxa" w:w="4680"/>
+          </w:tcPr>
+          <w:p>
+            <w:pPr>
+              <w:pStyle w:val="Compact"/>
+            </w:pPr>
+            <w:r>
+              <w:t xml:space="preserve">Partner B persuades A (2 min)</w:t>
+            </w:r>
+          </w:p>
+        </w:tc>
+        <w:tc>
+          <w:tcPr>
+            <w:tcW w:type="dxa" w:w="4680"/>
+          </w:tcPr>
+          <w:p>
+            <w:pPr>
+              <w:pStyle w:val="Compact"/>
+            </w:pPr>
+            <w:r>
+              <w:t xml:space="preserve">Agree side argues to Disagree</w:t>
+            </w:r>
           </w:p>
         </w:tc>
       </w:tr>
     </w:tbl>
     <w:p>
-      <w:r>
-        <w:pict>
-          <v:rect style="width:0;height:1.5pt" o:hralign="center" o:hrstd="t" o:hr="t"/>
-        </w:pict>
-      </w:r>
-    </w:p>
-    <w:bookmarkEnd w:id="20"/>
-    <w:bookmarkStart w:id="21" w:name="minutes-final-reflection"/>
-    <w:p>
-      <w:pPr>
-        <w:pStyle w:val="Heading3"/>
-      </w:pPr>
-      <w:r>
-        <w:t xml:space="preserve">[6 minutes] Final Reflection</w:t>
+      <w:pPr>
+        <w:pStyle w:val="BodyText"/>
+      </w:pPr>
+      <w:r>
+        <w:rPr>
+          <w:b/>
+          <w:bCs/>
+        </w:rPr>
+        <w:t xml:space="preserve">Debrief (3 min):</w:t>
+      </w:r>
+      <w:r>
+        <w:t xml:space="preserve"> </w:t>
+      </w:r>
+      <w:r>
+        <w:t xml:space="preserve">Each pair shares with the group.</w:t>
       </w:r>
     </w:p>
     <w:tbl>
@@ -2051,94 +2131,111 @@
           <w:insideH w:val="single" w:sz="4" w:space="0" w:color="000000"/>
           <w:insideV w:val="single" w:sz="4" w:space="0" w:color="000000"/>
         </w:tblBorders>
+        <w:tblLayout w:type="fixed"/>
       </w:tblPr>
       <w:tblGrid>
-        <w:gridCol w:w="3960"/>
-        <w:gridCol w:w="3960"/>
+        <w:gridCol w:w="4680"/>
+        <w:gridCol w:w="4680"/>
       </w:tblGrid>
       <w:tr>
         <w:trPr>
           <w:tblHeader w:val="on"/>
         </w:trPr>
         <w:tc>
-          <w:tcPr/>
-          <w:p>
-            <w:pPr>
-              <w:pStyle w:val="Compact"/>
-            </w:pPr>
-            <w:r>
-              <w:t xml:space="preserve">Question</w:t>
-            </w:r>
-          </w:p>
-        </w:tc>
-        <w:tc>
-          <w:tcPr/>
-          <w:p>
-            <w:pPr>
-              <w:pStyle w:val="Compact"/>
-            </w:pPr>
-            <w:r>
-              <w:t xml:space="preserve">Notes</w:t>
-            </w:r>
-          </w:p>
-        </w:tc>
-      </w:tr>
-      <w:tr>
-        <w:tc>
-          <w:tcPr/>
-          <w:p>
-            <w:pPr>
-              <w:pStyle w:val="Compact"/>
-            </w:pPr>
-            <w:r>
-              <w:t xml:space="preserve">Which topic was harder to argue? Why?</w:t>
-            </w:r>
-          </w:p>
-        </w:tc>
-        <w:tc>
-          <w:tcPr/>
-          <w:p>
-            <w:pPr>
-              <w:pStyle w:val="Compact"/>
-            </w:pPr>
-          </w:p>
-        </w:tc>
-      </w:tr>
-      <w:tr>
-        <w:tc>
-          <w:tcPr/>
-          <w:p>
-            <w:pPr>
-              <w:pStyle w:val="Compact"/>
-            </w:pPr>
-            <w:r>
-              <w:t xml:space="preserve">Did your opinion change after hearing the other side?</w:t>
-            </w:r>
-          </w:p>
-        </w:tc>
-        <w:tc>
-          <w:tcPr/>
-          <w:p>
-            <w:pPr>
-              <w:pStyle w:val="Compact"/>
-            </w:pPr>
-          </w:p>
-        </w:tc>
-      </w:tr>
-      <w:tr>
-        <w:tc>
-          <w:tcPr/>
-          <w:p>
-            <w:pPr>
-              <w:pStyle w:val="Compact"/>
-            </w:pPr>
-            <w:r>
-              <w:t xml:space="preserve">What was the single most persuasive point you heard today?</w:t>
-            </w:r>
-          </w:p>
-        </w:tc>
-        <w:tc>
-          <w:tcPr/>
+          <w:tcPr>
+            <w:tcW w:type="dxa" w:w="4680"/>
+          </w:tcPr>
+          <w:p>
+            <w:pPr>
+              <w:pStyle w:val="Compact"/>
+            </w:pPr>
+            <w:r>
+              <w:t xml:space="preserve">Pair</w:t>
+            </w:r>
+          </w:p>
+        </w:tc>
+        <w:tc>
+          <w:tcPr>
+            <w:tcW w:type="dxa" w:w="4680"/>
+          </w:tcPr>
+          <w:p>
+            <w:pPr>
+              <w:pStyle w:val="Compact"/>
+            </w:pPr>
+            <w:r>
+              <w:t xml:space="preserve">What was the most convincing argument?</w:t>
+            </w:r>
+          </w:p>
+        </w:tc>
+      </w:tr>
+      <w:tr>
+        <w:tc>
+          <w:tcPr>
+            <w:tcW w:type="dxa" w:w="4680"/>
+          </w:tcPr>
+          <w:p>
+            <w:pPr>
+              <w:pStyle w:val="Compact"/>
+            </w:pPr>
+            <w:r>
+              <w:t xml:space="preserve">Pair 1</w:t>
+            </w:r>
+          </w:p>
+        </w:tc>
+        <w:tc>
+          <w:tcPr>
+            <w:tcW w:type="dxa" w:w="4680"/>
+          </w:tcPr>
+          <w:p>
+            <w:pPr>
+              <w:pStyle w:val="Compact"/>
+            </w:pPr>
+          </w:p>
+        </w:tc>
+      </w:tr>
+      <w:tr>
+        <w:tc>
+          <w:tcPr>
+            <w:tcW w:type="dxa" w:w="4680"/>
+          </w:tcPr>
+          <w:p>
+            <w:pPr>
+              <w:pStyle w:val="Compact"/>
+            </w:pPr>
+            <w:r>
+              <w:t xml:space="preserve">Pair 2</w:t>
+            </w:r>
+          </w:p>
+        </w:tc>
+        <w:tc>
+          <w:tcPr>
+            <w:tcW w:type="dxa" w:w="4680"/>
+          </w:tcPr>
+          <w:p>
+            <w:pPr>
+              <w:pStyle w:val="Compact"/>
+            </w:pPr>
+          </w:p>
+        </w:tc>
+      </w:tr>
+      <w:tr>
+        <w:tc>
+          <w:tcPr>
+            <w:tcW w:type="dxa" w:w="4680"/>
+          </w:tcPr>
+          <w:p>
+            <w:pPr>
+              <w:pStyle w:val="Compact"/>
+            </w:pPr>
+            <w:r>
+              <w:t xml:space="preserve">Pair 3</w:t>
+            </w:r>
+          </w:p>
+        </w:tc>
+        <w:tc>
+          <w:tcPr>
+            <w:tcW w:type="dxa" w:w="4680"/>
+          </w:tcPr>
           <w:p>
             <w:pPr>
               <w:pStyle w:val="Compact"/>
@@ -2154,34 +2251,14 @@
         </w:pict>
       </w:r>
     </w:p>
-    <w:bookmarkEnd w:id="21"/>
-    <w:bookmarkStart w:id="22" w:name="minute-wrap-up"/>
+    <w:bookmarkEnd w:id="20"/>
+    <w:bookmarkStart w:id="21" w:name="minutes-final-reflection"/>
     <w:p>
       <w:pPr>
         <w:pStyle w:val="Heading3"/>
       </w:pPr>
       <w:r>
-        <w:t xml:space="preserve">[1 minute] Wrap-up</w:t>
-      </w:r>
-    </w:p>
-    <w:p>
-      <w:pPr>
-        <w:pStyle w:val="FirstParagraph"/>
-      </w:pPr>
-      <w:r>
-        <w:t xml:space="preserve">Check the syllabus to find out when the next team meeting will be. Discuss who will be the next Notetaker.</w:t>
-      </w:r>
-    </w:p>
-    <w:p>
-      <w:pPr>
-        <w:pStyle w:val="BodyText"/>
-      </w:pPr>
-      <w:r>
-        <w:rPr>
-          <w:b/>
-          <w:bCs/>
-        </w:rPr>
-        <w:t xml:space="preserve">Our next meeting:</w:t>
+        <w:t xml:space="preserve">[6 minutes] Final Reflection</w:t>
       </w:r>
     </w:p>
     <w:tbl>
@@ -2197,115 +2274,111 @@
           <w:insideH w:val="single" w:sz="4" w:space="0" w:color="000000"/>
           <w:insideV w:val="single" w:sz="4" w:space="0" w:color="000000"/>
         </w:tblBorders>
+        <w:tblLayout w:type="fixed"/>
       </w:tblPr>
       <w:tblGrid>
-        <w:gridCol w:w="3960"/>
-        <w:gridCol w:w="3960"/>
+        <w:gridCol w:w="4680"/>
+        <w:gridCol w:w="4680"/>
       </w:tblGrid>
       <w:tr>
         <w:trPr>
           <w:tblHeader w:val="on"/>
         </w:trPr>
         <w:tc>
-          <w:tcPr/>
-          <w:p>
-            <w:pPr>
-              <w:pStyle w:val="Compact"/>
-            </w:pPr>
-            <w:r>
-              <w:t xml:space="preserve">Item</w:t>
-            </w:r>
-          </w:p>
-        </w:tc>
-        <w:tc>
-          <w:tcPr/>
-          <w:p>
-            <w:pPr>
-              <w:pStyle w:val="Compact"/>
-            </w:pPr>
-            <w:r>
-              <w:t xml:space="preserve">Details</w:t>
-            </w:r>
-          </w:p>
-        </w:tc>
-      </w:tr>
-      <w:tr>
-        <w:tc>
-          <w:tcPr/>
-          <w:p>
-            <w:pPr>
-              <w:pStyle w:val="Compact"/>
-            </w:pPr>
-            <w:r>
-              <w:t xml:space="preserve">Date</w:t>
-            </w:r>
-          </w:p>
-        </w:tc>
-        <w:tc>
-          <w:tcPr/>
-          <w:p>
-            <w:pPr>
-              <w:pStyle w:val="Compact"/>
-            </w:pPr>
-          </w:p>
-        </w:tc>
-      </w:tr>
-      <w:tr>
-        <w:tc>
-          <w:tcPr/>
-          <w:p>
-            <w:pPr>
-              <w:pStyle w:val="Compact"/>
-            </w:pPr>
-            <w:r>
-              <w:t xml:space="preserve">Time</w:t>
-            </w:r>
-          </w:p>
-        </w:tc>
-        <w:tc>
-          <w:tcPr/>
-          <w:p>
-            <w:pPr>
-              <w:pStyle w:val="Compact"/>
-            </w:pPr>
-          </w:p>
-        </w:tc>
-      </w:tr>
-      <w:tr>
-        <w:tc>
-          <w:tcPr/>
-          <w:p>
-            <w:pPr>
-              <w:pStyle w:val="Compact"/>
-            </w:pPr>
-            <w:r>
-              <w:t xml:space="preserve">Meeting Location</w:t>
-            </w:r>
-          </w:p>
-        </w:tc>
-        <w:tc>
-          <w:tcPr/>
-          <w:p>
-            <w:pPr>
-              <w:pStyle w:val="Compact"/>
-            </w:pPr>
-          </w:p>
-        </w:tc>
-      </w:tr>
-      <w:tr>
-        <w:tc>
-          <w:tcPr/>
-          <w:p>
-            <w:pPr>
-              <w:pStyle w:val="Compact"/>
-            </w:pPr>
-            <w:r>
-              <w:t xml:space="preserve">Notetaker</w:t>
-            </w:r>
-          </w:p>
-        </w:tc>
-        <w:tc>
-          <w:tcPr/>
+          <w:tcPr>
+            <w:tcW w:type="dxa" w:w="4680"/>
+          </w:tcPr>
+          <w:p>
+            <w:pPr>
+              <w:pStyle w:val="Compact"/>
+            </w:pPr>
+            <w:r>
+              <w:t xml:space="preserve">Question</w:t>
+            </w:r>
+          </w:p>
+        </w:tc>
+        <w:tc>
+          <w:tcPr>
+            <w:tcW w:type="dxa" w:w="4680"/>
+          </w:tcPr>
+          <w:p>
+            <w:pPr>
+              <w:pStyle w:val="Compact"/>
+            </w:pPr>
+            <w:r>
+              <w:t xml:space="preserve">Notes</w:t>
+            </w:r>
+          </w:p>
+        </w:tc>
+      </w:tr>
+      <w:tr>
+        <w:tc>
+          <w:tcPr>
+            <w:tcW w:type="dxa" w:w="4680"/>
+          </w:tcPr>
+          <w:p>
+            <w:pPr>
+              <w:pStyle w:val="Compact"/>
+            </w:pPr>
+            <w:r>
+              <w:t xml:space="preserve">Which topic was harder to argue? Why?</w:t>
+            </w:r>
+          </w:p>
+        </w:tc>
+        <w:tc>
+          <w:tcPr>
+            <w:tcW w:type="dxa" w:w="4680"/>
+          </w:tcPr>
+          <w:p>
+            <w:pPr>
+              <w:pStyle w:val="Compact"/>
+            </w:pPr>
+          </w:p>
+        </w:tc>
+      </w:tr>
+      <w:tr>
+        <w:tc>
+          <w:tcPr>
+            <w:tcW w:type="dxa" w:w="4680"/>
+          </w:tcPr>
+          <w:p>
+            <w:pPr>
+              <w:pStyle w:val="Compact"/>
+            </w:pPr>
+            <w:r>
+              <w:t xml:space="preserve">Did your opinion change after hearing the other side?</w:t>
+            </w:r>
+          </w:p>
+        </w:tc>
+        <w:tc>
+          <w:tcPr>
+            <w:tcW w:type="dxa" w:w="4680"/>
+          </w:tcPr>
+          <w:p>
+            <w:pPr>
+              <w:pStyle w:val="Compact"/>
+            </w:pPr>
+          </w:p>
+        </w:tc>
+      </w:tr>
+      <w:tr>
+        <w:tc>
+          <w:tcPr>
+            <w:tcW w:type="dxa" w:w="4680"/>
+          </w:tcPr>
+          <w:p>
+            <w:pPr>
+              <w:pStyle w:val="Compact"/>
+            </w:pPr>
+            <w:r>
+              <w:t xml:space="preserve">What was the single most persuasive point you heard today?</w:t>
+            </w:r>
+          </w:p>
+        </w:tc>
+        <w:tc>
+          <w:tcPr>
+            <w:tcW w:type="dxa" w:w="4680"/>
+          </w:tcPr>
           <w:p>
             <w:pPr>
               <w:pStyle w:val="Compact"/>
@@ -2321,14 +2394,14 @@
         </w:pict>
       </w:r>
     </w:p>
-    <w:bookmarkEnd w:id="22"/>
-    <w:bookmarkStart w:id="23" w:name="Xdffffa9589697c6b137d1a3c94709d5cb808246"/>
+    <w:bookmarkEnd w:id="21"/>
+    <w:bookmarkStart w:id="22" w:name="minute-wrap-up"/>
     <w:p>
       <w:pPr>
         <w:pStyle w:val="Heading3"/>
       </w:pPr>
       <w:r>
-        <w:t xml:space="preserve">[1 minute] Self and Peer Review Evaluation Survey</w:t>
+        <w:t xml:space="preserve">[1 minute] Wrap-up</w:t>
       </w:r>
     </w:p>
     <w:p>
@@ -2336,7 +2409,7 @@
         <w:pStyle w:val="FirstParagraph"/>
       </w:pPr>
       <w:r>
-        <w:t xml:space="preserve">Conduct a survey for self/peer evaluation. You can find the URL in the syllabus.</w:t>
+        <w:t xml:space="preserve">Check the syllabus to find out when the next team meeting will be. Discuss who will be the next Notetaker.</w:t>
       </w:r>
     </w:p>
     <w:p>
@@ -2348,21 +2421,7 @@
           <w:b/>
           <w:bCs/>
         </w:rPr>
-        <w:t xml:space="preserve">Tip:</w:t>
-      </w:r>
-      <w:r>
-        <w:t xml:space="preserve"> </w:t>
-      </w:r>
-      <w:r>
-        <w:t xml:space="preserve">Bookmark this survey URL on your phone. You will use it every week for team meetings.</w:t>
-      </w:r>
-    </w:p>
-    <w:p>
-      <w:pPr>
-        <w:pStyle w:val="BodyText"/>
-      </w:pPr>
-      <w:r>
-        <w:t xml:space="preserve">Once you finish the survey, you will receive the survey completion code. The Notetaker needs to collect all survey completion codes from team members. The completion code will be used as an attendance check.</w:t>
+        <w:t xml:space="preserve">Our next meeting:</w:t>
       </w:r>
     </w:p>
     <w:tbl>
@@ -2378,17 +2437,222 @@
           <w:insideH w:val="single" w:sz="4" w:space="0" w:color="000000"/>
           <w:insideV w:val="single" w:sz="4" w:space="0" w:color="000000"/>
         </w:tblBorders>
+        <w:tblLayout w:type="fixed"/>
       </w:tblPr>
       <w:tblGrid>
-        <w:gridCol w:w="3960"/>
-        <w:gridCol w:w="3960"/>
+        <w:gridCol w:w="4680"/>
+        <w:gridCol w:w="4680"/>
       </w:tblGrid>
       <w:tr>
         <w:trPr>
           <w:tblHeader w:val="on"/>
         </w:trPr>
         <w:tc>
-          <w:tcPr/>
+          <w:tcPr>
+            <w:tcW w:type="dxa" w:w="4680"/>
+          </w:tcPr>
+          <w:p>
+            <w:pPr>
+              <w:pStyle w:val="Compact"/>
+            </w:pPr>
+            <w:r>
+              <w:t xml:space="preserve">Item</w:t>
+            </w:r>
+          </w:p>
+        </w:tc>
+        <w:tc>
+          <w:tcPr>
+            <w:tcW w:type="dxa" w:w="4680"/>
+          </w:tcPr>
+          <w:p>
+            <w:pPr>
+              <w:pStyle w:val="Compact"/>
+            </w:pPr>
+            <w:r>
+              <w:t xml:space="preserve">Details</w:t>
+            </w:r>
+          </w:p>
+        </w:tc>
+      </w:tr>
+      <w:tr>
+        <w:tc>
+          <w:tcPr>
+            <w:tcW w:type="dxa" w:w="4680"/>
+          </w:tcPr>
+          <w:p>
+            <w:pPr>
+              <w:pStyle w:val="Compact"/>
+            </w:pPr>
+            <w:r>
+              <w:t xml:space="preserve">Date</w:t>
+            </w:r>
+          </w:p>
+        </w:tc>
+        <w:tc>
+          <w:tcPr>
+            <w:tcW w:type="dxa" w:w="4680"/>
+          </w:tcPr>
+          <w:p>
+            <w:pPr>
+              <w:pStyle w:val="Compact"/>
+            </w:pPr>
+          </w:p>
+        </w:tc>
+      </w:tr>
+      <w:tr>
+        <w:tc>
+          <w:tcPr>
+            <w:tcW w:type="dxa" w:w="4680"/>
+          </w:tcPr>
+          <w:p>
+            <w:pPr>
+              <w:pStyle w:val="Compact"/>
+            </w:pPr>
+            <w:r>
+              <w:t xml:space="preserve">Time</w:t>
+            </w:r>
+          </w:p>
+        </w:tc>
+        <w:tc>
+          <w:tcPr>
+            <w:tcW w:type="dxa" w:w="4680"/>
+          </w:tcPr>
+          <w:p>
+            <w:pPr>
+              <w:pStyle w:val="Compact"/>
+            </w:pPr>
+          </w:p>
+        </w:tc>
+      </w:tr>
+      <w:tr>
+        <w:tc>
+          <w:tcPr>
+            <w:tcW w:type="dxa" w:w="4680"/>
+          </w:tcPr>
+          <w:p>
+            <w:pPr>
+              <w:pStyle w:val="Compact"/>
+            </w:pPr>
+            <w:r>
+              <w:t xml:space="preserve">Meeting Location</w:t>
+            </w:r>
+          </w:p>
+        </w:tc>
+        <w:tc>
+          <w:tcPr>
+            <w:tcW w:type="dxa" w:w="4680"/>
+          </w:tcPr>
+          <w:p>
+            <w:pPr>
+              <w:pStyle w:val="Compact"/>
+            </w:pPr>
+          </w:p>
+        </w:tc>
+      </w:tr>
+      <w:tr>
+        <w:tc>
+          <w:tcPr>
+            <w:tcW w:type="dxa" w:w="4680"/>
+          </w:tcPr>
+          <w:p>
+            <w:pPr>
+              <w:pStyle w:val="Compact"/>
+            </w:pPr>
+            <w:r>
+              <w:t xml:space="preserve">Notetaker</w:t>
+            </w:r>
+          </w:p>
+        </w:tc>
+        <w:tc>
+          <w:tcPr>
+            <w:tcW w:type="dxa" w:w="4680"/>
+          </w:tcPr>
+          <w:p>
+            <w:pPr>
+              <w:pStyle w:val="Compact"/>
+            </w:pPr>
+          </w:p>
+        </w:tc>
+      </w:tr>
+    </w:tbl>
+    <w:p>
+      <w:r>
+        <w:pict>
+          <v:rect style="width:0;height:1.5pt" o:hralign="center" o:hrstd="t" o:hr="t"/>
+        </w:pict>
+      </w:r>
+    </w:p>
+    <w:bookmarkEnd w:id="22"/>
+    <w:bookmarkStart w:id="23" w:name="Xdffffa9589697c6b137d1a3c94709d5cb808246"/>
+    <w:p>
+      <w:pPr>
+        <w:pStyle w:val="Heading3"/>
+      </w:pPr>
+      <w:r>
+        <w:t xml:space="preserve">[1 minute] Self and Peer Review Evaluation Survey</w:t>
+      </w:r>
+    </w:p>
+    <w:p>
+      <w:pPr>
+        <w:pStyle w:val="FirstParagraph"/>
+      </w:pPr>
+      <w:r>
+        <w:t xml:space="preserve">Conduct a survey for self/peer evaluation. You can find the URL in the syllabus.</w:t>
+      </w:r>
+    </w:p>
+    <w:p>
+      <w:pPr>
+        <w:pStyle w:val="BodyText"/>
+      </w:pPr>
+      <w:r>
+        <w:rPr>
+          <w:b/>
+          <w:bCs/>
+        </w:rPr>
+        <w:t xml:space="preserve">Tip:</w:t>
+      </w:r>
+      <w:r>
+        <w:t xml:space="preserve"> </w:t>
+      </w:r>
+      <w:r>
+        <w:t xml:space="preserve">Bookmark this survey URL on your phone. You will use it every week for team meetings.</w:t>
+      </w:r>
+    </w:p>
+    <w:p>
+      <w:pPr>
+        <w:pStyle w:val="BodyText"/>
+      </w:pPr>
+      <w:r>
+        <w:t xml:space="preserve">Once you finish the survey, you will receive the survey completion code. The Notetaker needs to collect all survey completion codes from team members. The completion code will be used as an attendance check.</w:t>
+      </w:r>
+    </w:p>
+    <w:tbl>
+      <w:tblPr>
+        <w:tblW w:type="pct" w:w="5000"/>
+        <w:tblStyle w:val="Table"/>
+        <w:tblLook w:firstRow="1" w:lastRow="0" w:firstColumn="0" w:lastColumn="0" w:noHBand="0" w:noVBand="0" w:val="0020"/>
+        <w:tblBorders>
+          <w:top w:val="single" w:sz="4" w:space="0" w:color="000000"/>
+          <w:left w:val="single" w:sz="4" w:space="0" w:color="000000"/>
+          <w:bottom w:val="single" w:sz="4" w:space="0" w:color="000000"/>
+          <w:right w:val="single" w:sz="4" w:space="0" w:color="000000"/>
+          <w:insideH w:val="single" w:sz="4" w:space="0" w:color="000000"/>
+          <w:insideV w:val="single" w:sz="4" w:space="0" w:color="000000"/>
+        </w:tblBorders>
+        <w:tblLayout w:type="fixed"/>
+      </w:tblPr>
+      <w:tblGrid>
+        <w:gridCol w:w="4680"/>
+        <w:gridCol w:w="4680"/>
+      </w:tblGrid>
+      <w:tr>
+        <w:trPr>
+          <w:tblHeader w:val="on"/>
+        </w:trPr>
+        <w:tc>
+          <w:tcPr>
+            <w:tcW w:type="dxa" w:w="4680"/>
+          </w:tcPr>
           <w:p>
             <w:pPr>
               <w:pStyle w:val="Compact"/>
@@ -2399,7 +2663,9 @@
           </w:p>
         </w:tc>
         <w:tc>
-          <w:tcPr/>
+          <w:tcPr>
+            <w:tcW w:type="dxa" w:w="4680"/>
+          </w:tcPr>
           <w:p>
             <w:pPr>
               <w:pStyle w:val="Compact"/>
@@ -2412,7 +2678,9 @@
       </w:tr>
       <w:tr>
         <w:tc>
-          <w:tcPr/>
+          <w:tcPr>
+            <w:tcW w:type="dxa" w:w="4680"/>
+          </w:tcPr>
           <w:p>
             <w:pPr>
               <w:pStyle w:val="Compact"/>
@@ -2423,17 +2691,21 @@
           </w:p>
         </w:tc>
         <w:tc>
-          <w:tcPr/>
-          <w:p>
-            <w:pPr>
-              <w:pStyle w:val="Compact"/>
-            </w:pPr>
-          </w:p>
-        </w:tc>
-      </w:tr>
-      <w:tr>
-        <w:tc>
-          <w:tcPr/>
+          <w:tcPr>
+            <w:tcW w:type="dxa" w:w="4680"/>
+          </w:tcPr>
+          <w:p>
+            <w:pPr>
+              <w:pStyle w:val="Compact"/>
+            </w:pPr>
+          </w:p>
+        </w:tc>
+      </w:tr>
+      <w:tr>
+        <w:tc>
+          <w:tcPr>
+            <w:tcW w:type="dxa" w:w="4680"/>
+          </w:tcPr>
           <w:p>
             <w:pPr>
               <w:pStyle w:val="Compact"/>
@@ -2444,17 +2716,21 @@
           </w:p>
         </w:tc>
         <w:tc>
-          <w:tcPr/>
-          <w:p>
-            <w:pPr>
-              <w:pStyle w:val="Compact"/>
-            </w:pPr>
-          </w:p>
-        </w:tc>
-      </w:tr>
-      <w:tr>
-        <w:tc>
-          <w:tcPr/>
+          <w:tcPr>
+            <w:tcW w:type="dxa" w:w="4680"/>
+          </w:tcPr>
+          <w:p>
+            <w:pPr>
+              <w:pStyle w:val="Compact"/>
+            </w:pPr>
+          </w:p>
+        </w:tc>
+      </w:tr>
+      <w:tr>
+        <w:tc>
+          <w:tcPr>
+            <w:tcW w:type="dxa" w:w="4680"/>
+          </w:tcPr>
           <w:p>
             <w:pPr>
               <w:pStyle w:val="Compact"/>
@@ -2465,17 +2741,21 @@
           </w:p>
         </w:tc>
         <w:tc>
-          <w:tcPr/>
-          <w:p>
-            <w:pPr>
-              <w:pStyle w:val="Compact"/>
-            </w:pPr>
-          </w:p>
-        </w:tc>
-      </w:tr>
-      <w:tr>
-        <w:tc>
-          <w:tcPr/>
+          <w:tcPr>
+            <w:tcW w:type="dxa" w:w="4680"/>
+          </w:tcPr>
+          <w:p>
+            <w:pPr>
+              <w:pStyle w:val="Compact"/>
+            </w:pPr>
+          </w:p>
+        </w:tc>
+      </w:tr>
+      <w:tr>
+        <w:tc>
+          <w:tcPr>
+            <w:tcW w:type="dxa" w:w="4680"/>
+          </w:tcPr>
           <w:p>
             <w:pPr>
               <w:pStyle w:val="Compact"/>
@@ -2486,17 +2766,21 @@
           </w:p>
         </w:tc>
         <w:tc>
-          <w:tcPr/>
-          <w:p>
-            <w:pPr>
-              <w:pStyle w:val="Compact"/>
-            </w:pPr>
-          </w:p>
-        </w:tc>
-      </w:tr>
-      <w:tr>
-        <w:tc>
-          <w:tcPr/>
+          <w:tcPr>
+            <w:tcW w:type="dxa" w:w="4680"/>
+          </w:tcPr>
+          <w:p>
+            <w:pPr>
+              <w:pStyle w:val="Compact"/>
+            </w:pPr>
+          </w:p>
+        </w:tc>
+      </w:tr>
+      <w:tr>
+        <w:tc>
+          <w:tcPr>
+            <w:tcW w:type="dxa" w:w="4680"/>
+          </w:tcPr>
           <w:p>
             <w:pPr>
               <w:pStyle w:val="Compact"/>
@@ -2507,17 +2791,21 @@
           </w:p>
         </w:tc>
         <w:tc>
-          <w:tcPr/>
-          <w:p>
-            <w:pPr>
-              <w:pStyle w:val="Compact"/>
-            </w:pPr>
-          </w:p>
-        </w:tc>
-      </w:tr>
-      <w:tr>
-        <w:tc>
-          <w:tcPr/>
+          <w:tcPr>
+            <w:tcW w:type="dxa" w:w="4680"/>
+          </w:tcPr>
+          <w:p>
+            <w:pPr>
+              <w:pStyle w:val="Compact"/>
+            </w:pPr>
+          </w:p>
+        </w:tc>
+      </w:tr>
+      <w:tr>
+        <w:tc>
+          <w:tcPr>
+            <w:tcW w:type="dxa" w:w="4680"/>
+          </w:tcPr>
           <w:p>
             <w:pPr>
               <w:pStyle w:val="Compact"/>
@@ -2528,7 +2816,9 @@
           </w:p>
         </w:tc>
         <w:tc>
-          <w:tcPr/>
+          <w:tcPr>
+            <w:tcW w:type="dxa" w:w="4680"/>
+          </w:tcPr>
           <w:p>
             <w:pPr>
               <w:pStyle w:val="Compact"/>
@@ -2661,9 +2951,9 @@
   <w:docDefaults>
     <w:rPrDefault>
       <w:rPr>
-        <w:rFonts w:asciiTheme="minorHAnsi" w:cstheme="minorBidi" w:eastAsiaTheme="minorEastAsia" w:hAnsiTheme="minorHAnsi"/>
-        <w:sz w:val="24"/>
-        <w:szCs w:val="24"/>
+        <w:rFonts w:ascii="Calibri" w:asciiTheme="minorHAnsi" w:cstheme="minorBidi" w:eastAsia="Malgun Gothic" w:eastAsiaTheme="minorEastAsia" w:hAnsi="Calibri" w:hAnsiTheme="minorHAnsi"/>
+        <w:sz w:val="22"/>
+        <w:szCs w:val="22"/>
         <w:lang w:bidi="ar-SA" w:eastAsia="zh-CN" w:val="en-US"/>
       </w:rPr>
     </w:rPrDefault>
@@ -2677,6 +2967,11 @@
   <w:style w:default="1" w:styleId="Normal" w:type="paragraph">
     <w:name w:val="Normal"/>
     <w:qFormat/>
+    <w:rPr>
+      <w:rFonts w:ascii="Calibri" w:hAnsi="Calibri"/>
+      <w:color w:val="000000"/>
+      <w:sz w:val="22"/>
+    </w:rPr>
   </w:style>
   <w:style w:styleId="BodyText" w:type="paragraph">
     <w:name w:val="Body Text"/>
@@ -2686,12 +2981,20 @@
     <w:pPr>
       <w:spacing w:after="180" w:before="180"/>
     </w:pPr>
+    <w:rPr>
+      <w:rFonts w:ascii="Calibri" w:hAnsi="Calibri"/>
+      <w:color w:val="000000"/>
+      <w:sz w:val="22"/>
+    </w:rPr>
   </w:style>
   <w:style w:customStyle="1" w:styleId="FirstParagraph" w:type="paragraph">
     <w:name w:val="First Paragraph"/>
     <w:basedOn w:val="BodyText"/>
     <w:next w:val="BodyText"/>
     <w:qFormat/>
+    <w:rPr>
+      <w:rFonts w:ascii="Calibri" w:hAnsi="Calibri"/>
+    </w:rPr>
   </w:style>
   <w:style w:customStyle="1" w:styleId="Compact" w:type="paragraph">
     <w:name w:val="Compact"/>
@@ -2700,6 +3003,9 @@
     <w:pPr>
       <w:spacing w:after="36" w:before="36"/>
     </w:pPr>
+    <w:rPr>
+      <w:rFonts w:ascii="Calibri" w:hAnsi="Calibri"/>
+    </w:rPr>
   </w:style>
   <w:style w:styleId="Title" w:type="paragraph">
     <w:name w:val="Title"/>
@@ -2715,7 +3021,7 @@
       <w:jc w:val="center"/>
     </w:pPr>
     <w:rPr>
-      <w:rFonts w:asciiTheme="majorHAnsi" w:cstheme="majorBidi" w:eastAsiaTheme="majorEastAsia" w:hAnsiTheme="majorHAnsi"/>
+      <w:rFonts w:ascii="Calibri" w:asciiTheme="majorHAnsi" w:cstheme="majorBidi" w:eastAsiaTheme="majorEastAsia" w:hAnsi="Calibri" w:hAnsiTheme="majorHAnsi"/>
       <w:sz w:val="56"/>
       <w:szCs w:val="56"/>
     </w:rPr>
@@ -2727,7 +3033,7 @@
     <w:uiPriority w:val="10"/>
     <w:rsid w:val="00A10FD9"/>
     <w:rPr>
-      <w:rFonts w:asciiTheme="majorHAnsi" w:cstheme="majorBidi" w:eastAsiaTheme="majorEastAsia" w:hAnsiTheme="majorHAnsi"/>
+      <w:rFonts w:ascii="Calibri" w:asciiTheme="majorHAnsi" w:cstheme="majorBidi" w:eastAsiaTheme="majorEastAsia" w:hAnsi="Calibri" w:hAnsiTheme="majorHAnsi"/>
       <w:sz w:val="56"/>
       <w:szCs w:val="56"/>
     </w:rPr>
@@ -2746,7 +3052,7 @@
       </w:numPr>
     </w:pPr>
     <w:rPr>
-      <w:rFonts w:cstheme="majorBidi" w:eastAsiaTheme="majorEastAsia"/>
+      <w:rFonts w:ascii="Calibri" w:cstheme="majorBidi" w:eastAsiaTheme="majorEastAsia" w:hAnsi="Calibri"/>
       <w:spacing w:val="15"/>
       <w:sz w:val="28"/>
       <w:szCs w:val="28"/>
@@ -2759,7 +3065,7 @@
     <w:uiPriority w:val="11"/>
     <w:rsid w:val="00A10FD9"/>
     <w:rPr>
-      <w:rFonts w:cstheme="majorBidi" w:eastAsiaTheme="majorEastAsia"/>
+      <w:rFonts w:ascii="Calibri" w:cstheme="majorBidi" w:eastAsiaTheme="majorEastAsia" w:hAnsi="Calibri"/>
       <w:color w:themeColor="text1" w:themeTint="A6" w:val="595959"/>
       <w:spacing w:val="15"/>
       <w:sz w:val="28"/>
@@ -2776,6 +3082,7 @@
       <w:keepLines/>
     </w:pPr>
     <w:rPr>
+      <w:rFonts w:ascii="Calibri" w:hAnsi="Calibri"/>
       <w:sz w:val="24"/>
       <w:szCs w:val="24"/>
     </w:rPr>
@@ -2790,6 +3097,7 @@
       <w:keepLines/>
     </w:pPr>
     <w:rPr>
+      <w:rFonts w:ascii="Calibri" w:hAnsi="Calibri"/>
       <w:sz w:val="24"/>
       <w:szCs w:val="24"/>
     </w:rPr>
@@ -2806,6 +3114,7 @@
       <w:jc w:val="center"/>
     </w:pPr>
     <w:rPr>
+      <w:rFonts w:ascii="Calibri" w:hAnsi="Calibri"/>
       <w:b/>
       <w:sz w:val="20"/>
       <w:szCs w:val="20"/>
@@ -2822,6 +3131,7 @@
       <w:spacing w:after="300" w:before="100"/>
     </w:pPr>
     <w:rPr>
+      <w:rFonts w:ascii="Calibri" w:hAnsi="Calibri"/>
       <w:sz w:val="20"/>
       <w:szCs w:val="20"/>
     </w:rPr>
@@ -2832,7 +3142,9 @@
     <w:next w:val="Bibliography"/>
     <w:qFormat/>
     <w:pPr/>
-    <w:rPr/>
+    <w:rPr>
+      <w:rFonts w:ascii="Calibri" w:hAnsi="Calibri"/>
+    </w:rPr>
   </w:style>
   <w:style w:styleId="Heading1" w:type="paragraph">
     <w:name w:val="heading 1"/>
@@ -2849,7 +3161,7 @@
       <w:outlineLvl w:val="0"/>
     </w:pPr>
     <w:rPr>
-      <w:rFonts w:asciiTheme="majorHAnsi" w:cstheme="majorBidi" w:eastAsiaTheme="majorEastAsia" w:hAnsiTheme="majorHAnsi"/>
+      <w:rFonts w:ascii="Calibri" w:asciiTheme="majorHAnsi" w:cstheme="majorBidi" w:eastAsiaTheme="majorEastAsia" w:hAnsi="Calibri" w:hAnsiTheme="majorHAnsi"/>
       <w:color w:themeColor="accent1" w:themeShade="BF" w:val="0F4761"/>
       <w:sz w:val="40"/>
       <w:szCs w:val="40"/>
@@ -2872,7 +3184,7 @@
       <w:outlineLvl w:val="1"/>
     </w:pPr>
     <w:rPr>
-      <w:rFonts w:asciiTheme="majorHAnsi" w:cstheme="majorBidi" w:eastAsiaTheme="majorEastAsia" w:hAnsiTheme="majorHAnsi"/>
+      <w:rFonts w:ascii="Calibri" w:asciiTheme="majorHAnsi" w:cstheme="majorBidi" w:eastAsiaTheme="majorEastAsia" w:hAnsi="Calibri" w:hAnsiTheme="majorHAnsi"/>
       <w:color w:themeColor="accent1" w:themeShade="BF" w:val="0F4761"/>
       <w:sz w:val="32"/>
       <w:szCs w:val="32"/>
@@ -2895,7 +3207,7 @@
       <w:outlineLvl w:val="2"/>
     </w:pPr>
     <w:rPr>
-      <w:rFonts w:cstheme="majorBidi" w:eastAsiaTheme="majorEastAsia"/>
+      <w:rFonts w:ascii="Calibri" w:cstheme="majorBidi" w:eastAsiaTheme="majorEastAsia" w:hAnsi="Calibri"/>
       <w:color w:themeColor="accent1" w:themeShade="BF" w:val="0F4761"/>
       <w:sz w:val="28"/>
       <w:szCs w:val="28"/>
@@ -2918,7 +3230,7 @@
       <w:outlineLvl w:val="3"/>
     </w:pPr>
     <w:rPr>
-      <w:rFonts w:cstheme="majorBidi" w:eastAsiaTheme="majorEastAsia"/>
+      <w:rFonts w:ascii="Calibri" w:cstheme="majorBidi" w:eastAsiaTheme="majorEastAsia" w:hAnsi="Calibri"/>
       <w:i/>
       <w:iCs/>
       <w:color w:themeColor="accent1" w:themeShade="BF" w:val="0F4761"/>
@@ -2941,7 +3253,7 @@
       <w:outlineLvl w:val="4"/>
     </w:pPr>
     <w:rPr>
-      <w:rFonts w:cstheme="majorBidi" w:eastAsiaTheme="majorEastAsia"/>
+      <w:rFonts w:ascii="Calibri" w:cstheme="majorBidi" w:eastAsiaTheme="majorEastAsia" w:hAnsi="Calibri"/>
       <w:color w:themeColor="accent1" w:themeShade="BF" w:val="0F4761"/>
     </w:rPr>
   </w:style>
@@ -2962,7 +3274,7 @@
       <w:outlineLvl w:val="5"/>
     </w:pPr>
     <w:rPr>
-      <w:rFonts w:cstheme="majorBidi" w:eastAsiaTheme="majorEastAsia"/>
+      <w:rFonts w:ascii="Calibri" w:cstheme="majorBidi" w:eastAsiaTheme="majorEastAsia" w:hAnsi="Calibri"/>
       <w:i/>
       <w:iCs/>
       <w:color w:themeColor="text1" w:themeTint="A6" w:val="595959"/>
@@ -2985,7 +3297,7 @@
       <w:outlineLvl w:val="6"/>
     </w:pPr>
     <w:rPr>
-      <w:rFonts w:cstheme="majorBidi" w:eastAsiaTheme="majorEastAsia"/>
+      <w:rFonts w:ascii="Calibri" w:cstheme="majorBidi" w:eastAsiaTheme="majorEastAsia" w:hAnsi="Calibri"/>
       <w:color w:themeColor="text1" w:themeTint="A6" w:val="595959"/>
     </w:rPr>
   </w:style>
@@ -3006,7 +3318,7 @@
       <w:outlineLvl w:val="7"/>
     </w:pPr>
     <w:rPr>
-      <w:rFonts w:cstheme="majorBidi" w:eastAsiaTheme="majorEastAsia"/>
+      <w:rFonts w:ascii="Calibri" w:cstheme="majorBidi" w:eastAsiaTheme="majorEastAsia" w:hAnsi="Calibri"/>
       <w:i/>
       <w:iCs/>
       <w:color w:themeColor="text1" w:themeTint="D8" w:val="272727"/>
@@ -3029,7 +3341,7 @@
       <w:outlineLvl w:val="8"/>
     </w:pPr>
     <w:rPr>
-      <w:rFonts w:cstheme="majorBidi" w:eastAsiaTheme="majorEastAsia"/>
+      <w:rFonts w:ascii="Calibri" w:cstheme="majorBidi" w:eastAsiaTheme="majorEastAsia" w:hAnsi="Calibri"/>
       <w:color w:themeColor="text1" w:themeTint="D8" w:val="272727"/>
     </w:rPr>
   </w:style>
@@ -3040,7 +3352,7 @@
     <w:uiPriority w:val="9"/>
     <w:rsid w:val="00A10FD9"/>
     <w:rPr>
-      <w:rFonts w:asciiTheme="majorHAnsi" w:cstheme="majorBidi" w:eastAsiaTheme="majorEastAsia" w:hAnsiTheme="majorHAnsi"/>
+      <w:rFonts w:ascii="Calibri" w:asciiTheme="majorHAnsi" w:cstheme="majorBidi" w:eastAsiaTheme="majorEastAsia" w:hAnsi="Calibri" w:hAnsiTheme="majorHAnsi"/>
       <w:color w:themeColor="accent1" w:themeShade="BF" w:val="0F4761"/>
       <w:sz w:val="40"/>
       <w:szCs w:val="40"/>
@@ -3054,7 +3366,7 @@
     <w:semiHidden/>
     <w:rsid w:val="00A10FD9"/>
     <w:rPr>
-      <w:rFonts w:asciiTheme="majorHAnsi" w:cstheme="majorBidi" w:eastAsiaTheme="majorEastAsia" w:hAnsiTheme="majorHAnsi"/>
+      <w:rFonts w:ascii="Calibri" w:asciiTheme="majorHAnsi" w:cstheme="majorBidi" w:eastAsiaTheme="majorEastAsia" w:hAnsi="Calibri" w:hAnsiTheme="majorHAnsi"/>
       <w:color w:themeColor="accent1" w:themeShade="BF" w:val="0F4761"/>
       <w:sz w:val="32"/>
       <w:szCs w:val="32"/>
@@ -3068,7 +3380,7 @@
     <w:semiHidden/>
     <w:rsid w:val="00A10FD9"/>
     <w:rPr>
-      <w:rFonts w:cstheme="majorBidi" w:eastAsiaTheme="majorEastAsia"/>
+      <w:rFonts w:ascii="Calibri" w:cstheme="majorBidi" w:eastAsiaTheme="majorEastAsia" w:hAnsi="Calibri"/>
       <w:color w:themeColor="accent1" w:themeShade="BF" w:val="0F4761"/>
       <w:sz w:val="28"/>
       <w:szCs w:val="28"/>
@@ -3082,7 +3394,7 @@
     <w:semiHidden/>
     <w:rsid w:val="00A10FD9"/>
     <w:rPr>
-      <w:rFonts w:cstheme="majorBidi" w:eastAsiaTheme="majorEastAsia"/>
+      <w:rFonts w:ascii="Calibri" w:cstheme="majorBidi" w:eastAsiaTheme="majorEastAsia" w:hAnsi="Calibri"/>
       <w:i/>
       <w:iCs/>
       <w:color w:themeColor="accent1" w:themeShade="BF" w:val="0F4761"/>
@@ -3096,7 +3408,7 @@
     <w:semiHidden/>
     <w:rsid w:val="00A10FD9"/>
     <w:rPr>
-      <w:rFonts w:cstheme="majorBidi" w:eastAsiaTheme="majorEastAsia"/>
+      <w:rFonts w:ascii="Calibri" w:cstheme="majorBidi" w:eastAsiaTheme="majorEastAsia" w:hAnsi="Calibri"/>
       <w:color w:themeColor="accent1" w:themeShade="BF" w:val="0F4761"/>
     </w:rPr>
   </w:style>
@@ -3108,7 +3420,7 @@
     <w:semiHidden/>
     <w:rsid w:val="00A10FD9"/>
     <w:rPr>
-      <w:rFonts w:cstheme="majorBidi" w:eastAsiaTheme="majorEastAsia"/>
+      <w:rFonts w:ascii="Calibri" w:cstheme="majorBidi" w:eastAsiaTheme="majorEastAsia" w:hAnsi="Calibri"/>
       <w:i/>
       <w:iCs/>
       <w:color w:themeColor="text1" w:themeTint="A6" w:val="595959"/>
@@ -3122,7 +3434,7 @@
     <w:semiHidden/>
     <w:rsid w:val="00A10FD9"/>
     <w:rPr>
-      <w:rFonts w:cstheme="majorBidi" w:eastAsiaTheme="majorEastAsia"/>
+      <w:rFonts w:ascii="Calibri" w:cstheme="majorBidi" w:eastAsiaTheme="majorEastAsia" w:hAnsi="Calibri"/>
       <w:color w:themeColor="text1" w:themeTint="A6" w:val="595959"/>
     </w:rPr>
   </w:style>
@@ -3134,7 +3446,7 @@
     <w:semiHidden/>
     <w:rsid w:val="00A10FD9"/>
     <w:rPr>
-      <w:rFonts w:cstheme="majorBidi" w:eastAsiaTheme="majorEastAsia"/>
+      <w:rFonts w:ascii="Calibri" w:cstheme="majorBidi" w:eastAsiaTheme="majorEastAsia" w:hAnsi="Calibri"/>
       <w:i/>
       <w:iCs/>
       <w:color w:themeColor="text1" w:themeTint="D8" w:val="272727"/>
@@ -3148,7 +3460,7 @@
     <w:semiHidden/>
     <w:rsid w:val="00A10FD9"/>
     <w:rPr>
-      <w:rFonts w:cstheme="majorBidi" w:eastAsiaTheme="majorEastAsia"/>
+      <w:rFonts w:ascii="Calibri" w:cstheme="majorBidi" w:eastAsiaTheme="majorEastAsia" w:hAnsi="Calibri"/>
       <w:color w:themeColor="text1" w:themeTint="D8" w:val="272727"/>
     </w:rPr>
   </w:style>
@@ -3163,6 +3475,9 @@
       <w:spacing w:after="100" w:before="100"/>
       <w:ind w:firstLine="0" w:left="480" w:right="480"/>
     </w:pPr>
+    <w:rPr>
+      <w:rFonts w:ascii="Calibri" w:hAnsi="Calibri"/>
+    </w:rPr>
   </w:style>
   <w:style w:styleId="FootnoteText" w:type="paragraph">
     <w:name w:val="Footnote Text"/>
@@ -3171,6 +3486,9 @@
     <w:uiPriority w:val="9"/>
     <w:unhideWhenUsed/>
     <w:qFormat/>
+    <w:rPr>
+      <w:rFonts w:ascii="Calibri" w:hAnsi="Calibri"/>
+    </w:rPr>
   </w:style>
   <w:style w:styleId="FootnoteBlockText" w:type="paragraph">
     <w:name w:val="Footnote Block Text"/>
@@ -3183,11 +3501,17 @@
       <w:spacing w:after="100" w:before="100"/>
       <w:ind w:firstLine="0" w:left="480" w:right="480"/>
     </w:pPr>
+    <w:rPr>
+      <w:rFonts w:ascii="Calibri" w:hAnsi="Calibri"/>
+    </w:rPr>
   </w:style>
   <w:style w:default="1" w:styleId="DefaultParagraphFont" w:type="character">
     <w:name w:val="Default Paragraph Font"/>
     <w:semiHidden/>
     <w:unhideWhenUsed/>
+    <w:rPr>
+      <w:rFonts w:ascii="Calibri" w:hAnsi="Calibri"/>
+    </w:rPr>
   </w:style>
   <w:style w:default="1" w:styleId="Table" w:type="table">
     <w:name w:val="Table"/>
@@ -3195,6 +3519,9 @@
     <w:semiHidden/>
     <w:unhideWhenUsed/>
     <w:qFormat/>
+    <w:rPr>
+      <w:rFonts w:ascii="Calibri" w:hAnsi="Calibri"/>
+    </w:rPr>
     <w:tblPr>
       <w:tblInd w:type="dxa" w:w="0"/>
       <w:tblCellMar>
@@ -3223,12 +3550,16 @@
       <w:spacing w:after="0"/>
     </w:pPr>
     <w:rPr>
+      <w:rFonts w:ascii="Calibri" w:hAnsi="Calibri"/>
       <w:b/>
     </w:rPr>
   </w:style>
   <w:style w:customStyle="1" w:styleId="Definition" w:type="paragraph">
     <w:name w:val="Definition"/>
     <w:basedOn w:val="Normal"/>
+    <w:rPr>
+      <w:rFonts w:ascii="Calibri" w:hAnsi="Calibri"/>
+    </w:rPr>
   </w:style>
   <w:style w:styleId="Caption" w:type="paragraph">
     <w:name w:val="Caption"/>
@@ -3238,6 +3569,7 @@
       <w:spacing w:after="120" w:before="0"/>
     </w:pPr>
     <w:rPr>
+      <w:rFonts w:ascii="Calibri" w:hAnsi="Calibri"/>
       <w:i/>
     </w:rPr>
   </w:style>
@@ -3247,14 +3579,23 @@
     <w:pPr>
       <w:keepNext/>
     </w:pPr>
+    <w:rPr>
+      <w:rFonts w:ascii="Calibri" w:hAnsi="Calibri"/>
+    </w:rPr>
   </w:style>
   <w:style w:customStyle="1" w:styleId="ImageCaption" w:type="paragraph">
     <w:name w:val="Image Caption"/>
     <w:basedOn w:val="Caption"/>
+    <w:rPr>
+      <w:rFonts w:ascii="Calibri" w:hAnsi="Calibri"/>
+    </w:rPr>
   </w:style>
   <w:style w:customStyle="1" w:styleId="Figure" w:type="paragraph">
     <w:name w:val="Figure"/>
     <w:basedOn w:val="Normal"/>
+    <w:rPr>
+      <w:rFonts w:ascii="Calibri" w:hAnsi="Calibri"/>
+    </w:rPr>
   </w:style>
   <w:style w:customStyle="1" w:styleId="CaptionedFigure" w:type="paragraph">
     <w:name w:val="Captioned Figure"/>
@@ -3262,28 +3603,38 @@
     <w:pPr>
       <w:keepNext/>
     </w:pPr>
+    <w:rPr>
+      <w:rFonts w:ascii="Calibri" w:hAnsi="Calibri"/>
+    </w:rPr>
   </w:style>
   <w:style w:customStyle="1" w:styleId="BodyTextChar" w:type="character">
     <w:name w:val="Body Text Char"/>
     <w:basedOn w:val="DefaultParagraphFont"/>
     <w:link w:val="BodyText"/>
+    <w:rPr>
+      <w:rFonts w:ascii="Calibri" w:hAnsi="Calibri"/>
+    </w:rPr>
   </w:style>
   <w:style w:customStyle="1" w:styleId="VerbatimChar" w:type="character">
     <w:name w:val="Verbatim Char"/>
     <w:basedOn w:val="BodyTextChar"/>
     <w:rPr>
-      <w:rFonts w:ascii="Consolas" w:hAnsi="Consolas"/>
+      <w:rFonts w:ascii="Calibri" w:hAnsi="Calibri"/>
       <w:sz w:val="22"/>
     </w:rPr>
   </w:style>
   <w:style w:customStyle="1" w:styleId="SectionNumber" w:type="character">
     <w:name w:val="Section Number"/>
     <w:basedOn w:val="BodyTextChar"/>
+    <w:rPr>
+      <w:rFonts w:ascii="Calibri" w:hAnsi="Calibri"/>
+    </w:rPr>
   </w:style>
   <w:style w:styleId="FootnoteReference" w:type="character">
     <w:name w:val="Footnote Reference"/>
     <w:basedOn w:val="BodyTextChar"/>
     <w:rPr>
+      <w:rFonts w:ascii="Calibri" w:hAnsi="Calibri"/>
       <w:vertAlign w:val="superscript"/>
     </w:rPr>
   </w:style>
@@ -3291,6 +3642,7 @@
     <w:name w:val="Hyperlink"/>
     <w:basedOn w:val="BodyTextChar"/>
     <w:rPr>
+      <w:rFonts w:ascii="Calibri" w:hAnsi="Calibri"/>
       <w:color w:themeColor="accent1" w:val="4F81BD"/>
     </w:rPr>
   </w:style>
@@ -3306,7 +3658,7 @@
       <w:outlineLvl w:val="9"/>
     </w:pPr>
     <w:rPr>
-      <w:rFonts w:asciiTheme="majorHAnsi" w:cstheme="majorBidi" w:eastAsiaTheme="majorEastAsia" w:hAnsiTheme="majorHAnsi"/>
+      <w:rFonts w:ascii="Calibri" w:asciiTheme="majorHAnsi" w:cstheme="majorBidi" w:eastAsiaTheme="majorEastAsia" w:hAnsi="Calibri" w:hAnsiTheme="majorHAnsi"/>
       <w:b w:val="0"/>
       <w:bCs w:val="0"/>
       <w:color w:themeColor="accent1" w:themeShade="BF" w:val="365F91"/>
